--- a/REB_Application_Aid_3DBodyMap.docx
+++ b/REB_Application_Aid_3DBodyMap.docx
@@ -11,25 +11,10 @@
           <w:b/>
           <w:bCs/>
           <w:color w:val="1F3A5F"/>
-          <w:sz w:val="52"/>
-          <w:szCs w:val="52"/>
-        </w:rPr>
-        <w:t xml:space="preserve">3D BodyMap</w:t>
-      </w:r>
-    </w:p>
-    <w:p>
-      <w:pPr>
-        <w:spacing w:after="60"/>
-      </w:pPr>
-      <w:r>
-        <w:rPr>
-          <w:b/>
-          <w:bCs/>
-          <w:color w:val="2E6E8E"/>
-          <w:sz w:val="34"/>
-          <w:szCs w:val="34"/>
-        </w:rPr>
-        <w:t xml:space="preserve">Application Ethics Summary</w:t>
+          <w:sz w:val="46"/>
+          <w:szCs w:val="46"/>
+        </w:rPr>
+        <w:t xml:space="preserve">3D Pain &amp; Symptom Application</w:t>
       </w:r>
     </w:p>
     <w:p>
@@ -44,345 +29,9 @@
           <w:sz w:val="24"/>
           <w:szCs w:val="24"/>
         </w:rPr>
-        <w:t xml:space="preserve">Supporting input for the Research Ethics Board (REB) proposal</w:t>
-      </w:r>
-    </w:p>
-    <w:tbl>
-      <w:tblPr>
-        <w:tblW w:type="dxa" w:w="9360"/>
-        <w:tblBorders>
-          <w:top w:val="single" w:color="9BB4C4" w:sz="2"/>
-          <w:left w:val="single" w:color="9BB4C4" w:sz="2"/>
-          <w:bottom w:val="single" w:color="9BB4C4" w:sz="2"/>
-          <w:right w:val="single" w:color="9BB4C4" w:sz="2"/>
-          <w:insideH w:val="single" w:color="9BB4C4" w:sz="2"/>
-          <w:insideV w:val="single" w:color="9BB4C4" w:sz="2"/>
-        </w:tblBorders>
-      </w:tblPr>
-      <w:tblGrid>
-        <w:gridCol w:w="2400"/>
-        <w:gridCol w:w="6960"/>
-      </w:tblGrid>
-      <w:tr>
-        <w:trPr>
-          <w:tblHeader/>
-        </w:trPr>
-        <w:tc>
-          <w:tcPr>
-            <w:tcW w:type="dxa" w:w="2400"/>
-            <w:shd w:fill="1F3A5F" w:color="auto" w:val="clear"/>
-            <w:tcMar>
-              <w:top w:type="dxa" w:w="80"/>
-              <w:left w:type="dxa" w:w="110"/>
-              <w:bottom w:type="dxa" w:w="80"/>
-              <w:right w:type="dxa" w:w="110"/>
-            </w:tcMar>
-          </w:tcPr>
-          <w:p>
-            <w:pPr>
-              <w:spacing w:after="0"/>
-            </w:pPr>
-            <w:r>
-              <w:rPr>
-                <w:b/>
-                <w:bCs/>
-                <w:color w:val="FFFFFF"/>
-                <w:sz w:val="19"/>
-                <w:szCs w:val="19"/>
-              </w:rPr>
-              <w:t xml:space="preserve">Field</w:t>
-            </w:r>
-          </w:p>
-        </w:tc>
-        <w:tc>
-          <w:tcPr>
-            <w:tcW w:type="dxa" w:w="6960"/>
-            <w:shd w:fill="1F3A5F" w:color="auto" w:val="clear"/>
-            <w:tcMar>
-              <w:top w:type="dxa" w:w="80"/>
-              <w:left w:type="dxa" w:w="110"/>
-              <w:bottom w:type="dxa" w:w="80"/>
-              <w:right w:type="dxa" w:w="110"/>
-            </w:tcMar>
-          </w:tcPr>
-          <w:p>
-            <w:pPr>
-              <w:spacing w:after="0"/>
-            </w:pPr>
-            <w:r>
-              <w:rPr>
-                <w:b/>
-                <w:bCs/>
-                <w:color w:val="FFFFFF"/>
-                <w:sz w:val="19"/>
-                <w:szCs w:val="19"/>
-              </w:rPr>
-              <w:t xml:space="preserve">Detail</w:t>
-            </w:r>
-          </w:p>
-        </w:tc>
-      </w:tr>
-      <w:tr>
-        <w:tc>
-          <w:tcPr>
-            <w:tcW w:type="dxa" w:w="2400"/>
-            <w:shd w:fill="EEF3F7" w:color="auto" w:val="clear"/>
-            <w:tcMar>
-              <w:top w:type="dxa" w:w="70"/>
-              <w:left w:type="dxa" w:w="110"/>
-              <w:bottom w:type="dxa" w:w="70"/>
-              <w:right w:type="dxa" w:w="110"/>
-            </w:tcMar>
-          </w:tcPr>
-          <w:p>
-            <w:pPr>
-              <w:spacing w:after="0" w:line="264"/>
-            </w:pPr>
-            <w:r>
-              <w:rPr>
-                <w:color w:val="222222"/>
-                <w:sz w:val="19"/>
-                <w:szCs w:val="19"/>
-              </w:rPr>
-              <w:t xml:space="preserve">Application</w:t>
-            </w:r>
-          </w:p>
-        </w:tc>
-        <w:tc>
-          <w:tcPr>
-            <w:tcW w:type="dxa" w:w="6960"/>
-            <w:shd w:fill="EEF3F7" w:color="auto" w:val="clear"/>
-            <w:tcMar>
-              <w:top w:type="dxa" w:w="70"/>
-              <w:left w:type="dxa" w:w="110"/>
-              <w:bottom w:type="dxa" w:w="70"/>
-              <w:right w:type="dxa" w:w="110"/>
-            </w:tcMar>
-          </w:tcPr>
-          <w:p>
-            <w:pPr>
-              <w:spacing w:after="0" w:line="264"/>
-            </w:pPr>
-            <w:r>
-              <w:rPr>
-                <w:color w:val="222222"/>
-                <w:sz w:val="19"/>
-                <w:szCs w:val="19"/>
-              </w:rPr>
-              <w:t xml:space="preserve">3D Pain &amp; Symptom Assessment Application (“3D BodyMap”)</w:t>
-            </w:r>
-          </w:p>
-        </w:tc>
-      </w:tr>
-      <w:tr>
-        <w:tc>
-          <w:tcPr>
-            <w:tcW w:type="dxa" w:w="2400"/>
-            <w:shd w:fill="FFFFFF" w:color="auto" w:val="clear"/>
-            <w:tcMar>
-              <w:top w:type="dxa" w:w="70"/>
-              <w:left w:type="dxa" w:w="110"/>
-              <w:bottom w:type="dxa" w:w="70"/>
-              <w:right w:type="dxa" w:w="110"/>
-            </w:tcMar>
-          </w:tcPr>
-          <w:p>
-            <w:pPr>
-              <w:spacing w:after="0" w:line="264"/>
-            </w:pPr>
-            <w:r>
-              <w:rPr>
-                <w:color w:val="222222"/>
-                <w:sz w:val="19"/>
-                <w:szCs w:val="19"/>
-              </w:rPr>
-              <w:t xml:space="preserve">Prepared for</w:t>
-            </w:r>
-          </w:p>
-        </w:tc>
-        <w:tc>
-          <w:tcPr>
-            <w:tcW w:type="dxa" w:w="6960"/>
-            <w:shd w:fill="FFFFFF" w:color="auto" w:val="clear"/>
-            <w:tcMar>
-              <w:top w:type="dxa" w:w="70"/>
-              <w:left w:type="dxa" w:w="110"/>
-              <w:bottom w:type="dxa" w:w="70"/>
-              <w:right w:type="dxa" w:w="110"/>
-            </w:tcMar>
-          </w:tcPr>
-          <w:p>
-            <w:pPr>
-              <w:spacing w:after="0" w:line="264"/>
-            </w:pPr>
-            <w:r>
-              <w:rPr>
-                <w:color w:val="222222"/>
-                <w:sz w:val="19"/>
-                <w:szCs w:val="19"/>
-              </w:rPr>
-              <w:t xml:space="preserve">Principal Investigator — CANSpine Team, Faculty of Health Sciences (MSK-IF), Western University</w:t>
-            </w:r>
-          </w:p>
-        </w:tc>
-      </w:tr>
-      <w:tr>
-        <w:tc>
-          <w:tcPr>
-            <w:tcW w:type="dxa" w:w="2400"/>
-            <w:shd w:fill="EEF3F7" w:color="auto" w:val="clear"/>
-            <w:tcMar>
-              <w:top w:type="dxa" w:w="70"/>
-              <w:left w:type="dxa" w:w="110"/>
-              <w:bottom w:type="dxa" w:w="70"/>
-              <w:right w:type="dxa" w:w="110"/>
-            </w:tcMar>
-          </w:tcPr>
-          <w:p>
-            <w:pPr>
-              <w:spacing w:after="0" w:line="264"/>
-            </w:pPr>
-            <w:r>
-              <w:rPr>
-                <w:color w:val="222222"/>
-                <w:sz w:val="19"/>
-                <w:szCs w:val="19"/>
-              </w:rPr>
-              <w:t xml:space="preserve">Prepared by</w:t>
-            </w:r>
-          </w:p>
-        </w:tc>
-        <w:tc>
-          <w:tcPr>
-            <w:tcW w:type="dxa" w:w="6960"/>
-            <w:shd w:fill="EEF3F7" w:color="auto" w:val="clear"/>
-            <w:tcMar>
-              <w:top w:type="dxa" w:w="70"/>
-              <w:left w:type="dxa" w:w="110"/>
-              <w:bottom w:type="dxa" w:w="70"/>
-              <w:right w:type="dxa" w:w="110"/>
-            </w:tcMar>
-          </w:tcPr>
-          <w:p>
-            <w:pPr>
-              <w:spacing w:after="0" w:line="264"/>
-            </w:pPr>
-            <w:r>
-              <w:rPr>
-                <w:color w:val="222222"/>
-                <w:sz w:val="19"/>
-                <w:szCs w:val="19"/>
-              </w:rPr>
-              <w:t xml:space="preserve">Development team (Jamie Kim)</w:t>
-            </w:r>
-          </w:p>
-        </w:tc>
-      </w:tr>
-      <w:tr>
-        <w:tc>
-          <w:tcPr>
-            <w:tcW w:type="dxa" w:w="2400"/>
-            <w:shd w:fill="FFFFFF" w:color="auto" w:val="clear"/>
-            <w:tcMar>
-              <w:top w:type="dxa" w:w="70"/>
-              <w:left w:type="dxa" w:w="110"/>
-              <w:bottom w:type="dxa" w:w="70"/>
-              <w:right w:type="dxa" w:w="110"/>
-            </w:tcMar>
-          </w:tcPr>
-          <w:p>
-            <w:pPr>
-              <w:spacing w:after="0" w:line="264"/>
-            </w:pPr>
-            <w:r>
-              <w:rPr>
-                <w:color w:val="222222"/>
-                <w:sz w:val="19"/>
-                <w:szCs w:val="19"/>
-              </w:rPr>
-              <w:t xml:space="preserve">Status of tool</w:t>
-            </w:r>
-          </w:p>
-        </w:tc>
-        <w:tc>
-          <w:tcPr>
-            <w:tcW w:type="dxa" w:w="6960"/>
-            <w:shd w:fill="FFFFFF" w:color="auto" w:val="clear"/>
-            <w:tcMar>
-              <w:top w:type="dxa" w:w="70"/>
-              <w:left w:type="dxa" w:w="110"/>
-              <w:bottom w:type="dxa" w:w="70"/>
-              <w:right w:type="dxa" w:w="110"/>
-            </w:tcMar>
-          </w:tcPr>
-          <w:p>
-            <w:pPr>
-              <w:spacing w:after="0" w:line="264"/>
-            </w:pPr>
-            <w:r>
-              <w:rPr>
-                <w:color w:val="222222"/>
-                <w:sz w:val="19"/>
-                <w:szCs w:val="19"/>
-              </w:rPr>
-              <w:t xml:space="preserve">Interim stand-alone web application (no backend); EmPOWER/SPINA integration pending</w:t>
-            </w:r>
-          </w:p>
-        </w:tc>
-      </w:tr>
-      <w:tr>
-        <w:tc>
-          <w:tcPr>
-            <w:tcW w:type="dxa" w:w="2400"/>
-            <w:shd w:fill="EEF3F7" w:color="auto" w:val="clear"/>
-            <w:tcMar>
-              <w:top w:type="dxa" w:w="70"/>
-              <w:left w:type="dxa" w:w="110"/>
-              <w:bottom w:type="dxa" w:w="70"/>
-              <w:right w:type="dxa" w:w="110"/>
-            </w:tcMar>
-          </w:tcPr>
-          <w:p>
-            <w:pPr>
-              <w:spacing w:after="0" w:line="264"/>
-            </w:pPr>
-            <w:r>
-              <w:rPr>
-                <w:color w:val="222222"/>
-                <w:sz w:val="19"/>
-                <w:szCs w:val="19"/>
-              </w:rPr>
-              <w:t xml:space="preserve">Version / Date</w:t>
-            </w:r>
-          </w:p>
-        </w:tc>
-        <w:tc>
-          <w:tcPr>
-            <w:tcW w:type="dxa" w:w="6960"/>
-            <w:shd w:fill="EEF3F7" w:color="auto" w:val="clear"/>
-            <w:tcMar>
-              <w:top w:type="dxa" w:w="70"/>
-              <w:left w:type="dxa" w:w="110"/>
-              <w:bottom w:type="dxa" w:w="70"/>
-              <w:right w:type="dxa" w:w="110"/>
-            </w:tcMar>
-          </w:tcPr>
-          <w:p>
-            <w:pPr>
-              <w:spacing w:after="0" w:line="264"/>
-            </w:pPr>
-            <w:r>
-              <w:rPr>
-                <w:color w:val="222222"/>
-                <w:sz w:val="19"/>
-                <w:szCs w:val="19"/>
-              </w:rPr>
-              <w:t xml:space="preserve">1.0 · 16 September 2026</w:t>
-            </w:r>
-          </w:p>
-        </w:tc>
-      </w:tr>
-    </w:tbl>
+        <w:t xml:space="preserve">Study Design Overview — prepared by Jamie Kim (MSK-IF)</w:t>
+      </w:r>
+    </w:p>
     <w:p>
       <w:pPr>
         <w:pBdr>
@@ -417,213 +66,8 @@
           <w:sz w:val="21"/>
           <w:szCs w:val="21"/>
         </w:rPr>
-        <w:t xml:space="preserve">This document is an </w:t>
-      </w:r>
-      <w:r>
-        <w:rPr>
-          <w:b/>
-          <w:bCs/>
-          <w:color w:val="222222"/>
-          <w:sz w:val="21"/>
-          <w:szCs w:val="21"/>
-        </w:rPr>
-        <w:t xml:space="preserve">aid for the Principal Investigator (PI)</w:t>
-      </w:r>
-      <w:r>
-        <w:rPr>
-          <w:color w:val="222222"/>
-          <w:sz w:val="21"/>
-          <w:szCs w:val="21"/>
-        </w:rPr>
-        <w:t xml:space="preserve"> in preparing the study’s REB application. </w:t>
-      </w:r>
-      <w:r>
-        <w:rPr>
-          <w:b/>
-          <w:bCs/>
-          <w:color w:val="222222"/>
-          <w:sz w:val="21"/>
-          <w:szCs w:val="21"/>
-        </w:rPr>
-        <w:t xml:space="preserve">It is not the REB application itself.</w:t>
-      </w:r>
-      <w:r>
-        <w:rPr>
-          <w:color w:val="222222"/>
-          <w:sz w:val="21"/>
-          <w:szCs w:val="21"/>
-        </w:rPr>
-        <w:t xml:space="preserve"> Its purpose is to describe, in one place, </w:t>
-      </w:r>
-      <w:r>
-        <w:rPr>
-          <w:b/>
-          <w:bCs/>
-          <w:color w:val="222222"/>
-          <w:sz w:val="21"/>
-          <w:szCs w:val="21"/>
-        </w:rPr>
-        <w:t xml:space="preserve">what the application does</w:t>
-      </w:r>
-      <w:r>
-        <w:rPr>
-          <w:color w:val="222222"/>
-          <w:sz w:val="21"/>
-          <w:szCs w:val="21"/>
-        </w:rPr>
-        <w:t xml:space="preserve"> and </w:t>
-      </w:r>
-      <w:r>
-        <w:rPr>
-          <w:b/>
-          <w:bCs/>
-          <w:color w:val="222222"/>
-          <w:sz w:val="21"/>
-          <w:szCs w:val="21"/>
-        </w:rPr>
-        <w:t xml:space="preserve">the ethical and privacy measures already engineered into the tool</w:t>
-      </w:r>
-      <w:r>
-        <w:rPr>
-          <w:color w:val="222222"/>
-          <w:sz w:val="21"/>
-          <w:szCs w:val="21"/>
-        </w:rPr>
-        <w:t xml:space="preserve">, so the PI can draw on it when completing the official REB submission.</w:t>
-      </w:r>
-    </w:p>
-    <w:p>
-      <w:pPr>
-        <w:spacing w:after="120" w:line="276"/>
-      </w:pPr>
-      <w:r>
-        <w:rPr>
-          <w:color w:val="222222"/>
-          <w:sz w:val="21"/>
-          <w:szCs w:val="21"/>
-        </w:rPr>
-        <w:t xml:space="preserve">It deliberately stays at the </w:t>
-      </w:r>
-      <w:r>
-        <w:rPr>
-          <w:b/>
-          <w:bCs/>
-          <w:color w:val="222222"/>
-          <w:sz w:val="21"/>
-          <w:szCs w:val="21"/>
-        </w:rPr>
-        <w:t xml:space="preserve">application level</w:t>
-      </w:r>
-      <w:r>
-        <w:rPr>
-          <w:color w:val="222222"/>
-          <w:sz w:val="21"/>
-          <w:szCs w:val="21"/>
-        </w:rPr>
-        <w:t xml:space="preserve"> and </w:t>
-      </w:r>
-      <w:r>
-        <w:rPr>
-          <w:b/>
-          <w:bCs/>
-          <w:color w:val="222222"/>
-          <w:sz w:val="21"/>
-          <w:szCs w:val="21"/>
-        </w:rPr>
-        <w:t xml:space="preserve">high level</w:t>
-      </w:r>
-      <w:r>
-        <w:rPr>
-          <w:color w:val="222222"/>
-          <w:sz w:val="21"/>
-          <w:szCs w:val="21"/>
-        </w:rPr>
-        <w:t xml:space="preserve">. It does </w:t>
-      </w:r>
-      <w:r>
-        <w:rPr>
-          <w:b/>
-          <w:bCs/>
-          <w:color w:val="222222"/>
-          <w:sz w:val="21"/>
-          <w:szCs w:val="21"/>
-        </w:rPr>
-        <w:t xml:space="preserve">not</w:t>
-      </w:r>
-      <w:r>
-        <w:rPr>
-          <w:color w:val="222222"/>
-          <w:sz w:val="21"/>
-          <w:szCs w:val="21"/>
-        </w:rPr>
-        <w:t xml:space="preserve"> author study-level content — recruitment, the full consent process and wording, risk/benefit analysis, investigator credentials, or the data-management plan — all of which are the PI’s to write. Where the application assumes something about the surrounding study (for example, that consent is obtained during enrolment, outside the tool), that assumption is flagged </w:t>
-      </w:r>
-      <w:r>
-        <w:rPr>
-          <w:b/>
-          <w:bCs/>
-          <w:color w:val="222222"/>
-          <w:sz w:val="21"/>
-          <w:szCs w:val="21"/>
-        </w:rPr>
-        <w:t xml:space="preserve">“For PI review”</w:t>
-      </w:r>
-      <w:r>
-        <w:rPr>
-          <w:color w:val="222222"/>
-          <w:sz w:val="21"/>
-          <w:szCs w:val="21"/>
-        </w:rPr>
-        <w:t xml:space="preserve"> so the PI knows to confirm and expand it.</w:t>
-      </w:r>
-    </w:p>
-    <w:tbl>
-      <w:tblPr>
-        <w:tblW w:type="dxa" w:w="9360"/>
-        <w:tblBorders>
-          <w:top w:val="single" w:color="9BB4C4" w:sz="4"/>
-          <w:left w:val="single" w:color="2E6E8E" w:sz="12"/>
-          <w:bottom w:val="single" w:color="9BB4C4" w:sz="4"/>
-          <w:right w:val="single" w:color="9BB4C4" w:sz="4"/>
-          <w:insideH w:val="none"/>
-          <w:insideV w:val="none"/>
-        </w:tblBorders>
-      </w:tblPr>
-      <w:tblGrid>
-        <w:gridCol w:w="9360"/>
-      </w:tblGrid>
-      <w:tr>
-        <w:tc>
-          <w:tcPr>
-            <w:tcW w:type="dxa" w:w="9360"/>
-            <w:shd w:fill="FBF3D9" w:color="auto" w:val="clear"/>
-            <w:tcMar>
-              <w:top w:type="dxa" w:w="120"/>
-              <w:left w:type="dxa" w:w="160"/>
-              <w:bottom w:type="dxa" w:w="120"/>
-              <w:right w:type="dxa" w:w="160"/>
-            </w:tcMar>
-          </w:tcPr>
-          <w:p>
-            <w:pPr>
-              <w:spacing w:after="0" w:line="268"/>
-            </w:pPr>
-            <w:r>
-              <w:rPr>
-                <w:color w:val="333333"/>
-                <w:sz w:val="20"/>
-                <w:szCs w:val="20"/>
-              </w:rPr>
-              <w:t xml:space="preserve">Disclaimer: This is descriptive supporting material, not a compliance determination. It makes no claim of REB approval. Final interpretation of ethics and privacy requirements should be confirmed with the Western University REB and the Privacy Office.</w:t>
-            </w:r>
-          </w:p>
-        </w:tc>
-      </w:tr>
-    </w:tbl>
-    <w:p>
-      <w:pPr>
-        <w:spacing w:after="120"/>
-      </w:pPr>
+        <w:t xml:space="preserve">This document’s purpose is to describe what the application does, and the ethical and privacy measures already engineered into the tool. It deliberately stays at the application level and high level, supporting the Principal Investigator (PI)’s study design. Final interpretation of ethics and privacy requirements should be confirmed with Western University’s Human Research Ethics Boards.</w:t>
+      </w:r>
     </w:p>
     <w:p>
       <w:pPr>
@@ -651,61 +95,7 @@
           <w:sz w:val="21"/>
           <w:szCs w:val="21"/>
         </w:rPr>
-        <w:t xml:space="preserve">3D BodyMap is a </w:t>
-      </w:r>
-      <w:r>
-        <w:rPr>
-          <w:b/>
-          <w:bCs/>
-          <w:color w:val="222222"/>
-          <w:sz w:val="21"/>
-          <w:szCs w:val="21"/>
-        </w:rPr>
-        <w:t xml:space="preserve">self-administered clinical tool for patient-reported pain and symptom assessment</w:t>
-      </w:r>
-      <w:r>
-        <w:rPr>
-          <w:color w:val="222222"/>
-          <w:sz w:val="21"/>
-          <w:szCs w:val="21"/>
-        </w:rPr>
-        <w:t xml:space="preserve">, with a focus on </w:t>
-      </w:r>
-      <w:r>
-        <w:rPr>
-          <w:b/>
-          <w:bCs/>
-          <w:color w:val="222222"/>
-          <w:sz w:val="21"/>
-          <w:szCs w:val="21"/>
-        </w:rPr>
-        <w:t xml:space="preserve">spinal pain</w:t>
-      </w:r>
-      <w:r>
-        <w:rPr>
-          <w:color w:val="222222"/>
-          <w:sz w:val="21"/>
-          <w:szCs w:val="21"/>
-        </w:rPr>
-        <w:t xml:space="preserve">. A participant draws the area(s) where they experience pain or symptoms directly onto an interactive 3D anatomical body model, then answers a short set of clinically developed questionnaires about each area and about their medication use. The questionnaire content was developed by the </w:t>
-      </w:r>
-      <w:r>
-        <w:rPr>
-          <w:b/>
-          <w:bCs/>
-          <w:color w:val="222222"/>
-          <w:sz w:val="21"/>
-          <w:szCs w:val="21"/>
-        </w:rPr>
-        <w:t xml:space="preserve">CANSpine Team at Western University</w:t>
-      </w:r>
-      <w:r>
-        <w:rPr>
-          <w:color w:val="222222"/>
-          <w:sz w:val="21"/>
-          <w:szCs w:val="21"/>
-        </w:rPr>
-        <w:t xml:space="preserve">.</w:t>
+        <w:t xml:space="preserve">3D Pain &amp; Symptom Application is a self-administered clinical tool for patient-reported pain and symptom assessment, with questionnaires focused on spinal pain. A participant draws the area(s) where they experience pain or symptoms directly onto an interactive 3D anatomical body model, then answers a short set of clinically developed questionnaires about each area and about their medication use. The questionnaire content was developed by the CANSpine Team at Western University.</w:t>
       </w:r>
     </w:p>
     <w:p>
@@ -718,79 +108,7 @@
           <w:sz w:val="21"/>
           <w:szCs w:val="21"/>
         </w:rPr>
-        <w:t xml:space="preserve">The tool currently runs as an </w:t>
-      </w:r>
-      <w:r>
-        <w:rPr>
-          <w:b/>
-          <w:bCs/>
-          <w:color w:val="222222"/>
-          <w:sz w:val="21"/>
-          <w:szCs w:val="21"/>
-        </w:rPr>
-        <w:t xml:space="preserve">interim, stand-alone web application with no backend</w:t>
-      </w:r>
-      <w:r>
-        <w:rPr>
-          <w:color w:val="222222"/>
-          <w:sz w:val="21"/>
-          <w:szCs w:val="21"/>
-        </w:rPr>
-        <w:t xml:space="preserve">. When a session is complete, the participant’s responses are packaged </w:t>
-      </w:r>
-      <w:r>
-        <w:rPr>
-          <w:b/>
-          <w:bCs/>
-          <w:color w:val="222222"/>
-          <w:sz w:val="21"/>
-          <w:szCs w:val="21"/>
-        </w:rPr>
-        <w:t xml:space="preserve">entirely in their browser</w:t>
-      </w:r>
-      <w:r>
-        <w:rPr>
-          <w:color w:val="222222"/>
-          <w:sz w:val="21"/>
-          <w:szCs w:val="21"/>
-        </w:rPr>
-        <w:t xml:space="preserve"> and </w:t>
-      </w:r>
-      <w:r>
-        <w:rPr>
-          <w:b/>
-          <w:bCs/>
-          <w:color w:val="222222"/>
-          <w:sz w:val="21"/>
-          <w:szCs w:val="21"/>
-        </w:rPr>
-        <w:t xml:space="preserve">downloaded as a single file</w:t>
-      </w:r>
-      <w:r>
-        <w:rPr>
-          <w:color w:val="222222"/>
-          <w:sz w:val="21"/>
-          <w:szCs w:val="21"/>
-        </w:rPr>
-        <w:t xml:space="preserve">, which is then stored on a </w:t>
-      </w:r>
-      <w:r>
-        <w:rPr>
-          <w:b/>
-          <w:bCs/>
-          <w:color w:val="222222"/>
-          <w:sz w:val="21"/>
-          <w:szCs w:val="21"/>
-        </w:rPr>
-        <w:t xml:space="preserve">provided encrypted device</w:t>
-      </w:r>
-      <w:r>
-        <w:rPr>
-          <w:color w:val="222222"/>
-          <w:sz w:val="21"/>
-          <w:szCs w:val="21"/>
-        </w:rPr>
-        <w:t xml:space="preserve">. A future integration with the EmPOWER/SPINA platform could transmit the same data instead, but no such transmission occurs today.</w:t>
+        <w:t xml:space="preserve">The tool currently runs as a stand-alone web application with no backend. When a session is complete, the participant’s responses are packaged entirely in their browser and downloaded as a single file, which is then stored on a provided encrypted device.</w:t>
       </w:r>
     </w:p>
     <w:p>
@@ -806,7 +124,7 @@
           <w:sz w:val="30"/>
           <w:szCs w:val="30"/>
         </w:rPr>
-        <w:t xml:space="preserve">2. What the application does (participant experience)</w:t>
+        <w:t xml:space="preserve">2. What the application does</w:t>
       </w:r>
     </w:p>
     <w:p>
@@ -819,7 +137,7 @@
           <w:sz w:val="21"/>
           <w:szCs w:val="21"/>
         </w:rPr>
-        <w:t xml:space="preserve">The participant moves through a short, guided workflow:</w:t>
+        <w:t xml:space="preserve">The participant moves through a short, guided workflow, intended for use on a desktop browser:</w:t>
       </w:r>
     </w:p>
     <w:p>
@@ -875,25 +193,7 @@
           <w:sz w:val="21"/>
           <w:szCs w:val="21"/>
         </w:rPr>
-        <w:t xml:space="preserve"> — paint one area of pain or symptom onto the 3D body surface (with brush, eraser, and camera-rotation controls). A </w:t>
-      </w:r>
-      <w:r>
-        <w:rPr>
-          <w:b/>
-          <w:bCs/>
-          <w:color w:val="222222"/>
-          <w:sz w:val="21"/>
-          <w:szCs w:val="21"/>
-        </w:rPr>
-        <w:t xml:space="preserve">non-drawing, name-based alternative</w:t>
-      </w:r>
-      <w:r>
-        <w:rPr>
-          <w:color w:val="222222"/>
-          <w:sz w:val="21"/>
-          <w:szCs w:val="21"/>
-        </w:rPr>
-        <w:t xml:space="preserve"> is available for participants who cannot use fine pointer drawing: they select body regions by name from a guided menu (see Accessibility, §5).</w:t>
+        <w:t xml:space="preserve"> — paint one area of pain or symptom onto the 3D body surface (with brush, eraser, and camera-rotation controls).</w:t>
       </w:r>
     </w:p>
     <w:p>
@@ -921,7 +221,7 @@
           <w:sz w:val="21"/>
           <w:szCs w:val="21"/>
         </w:rPr>
-        <w:t xml:space="preserve"> — answer questions about that specific area.</w:t>
+        <w:t xml:space="preserve"> — answer questions about that specific drawn area.</w:t>
       </w:r>
     </w:p>
     <w:p>
@@ -977,7 +277,7 @@
           <w:sz w:val="21"/>
           <w:szCs w:val="21"/>
         </w:rPr>
-        <w:t xml:space="preserve"> — answer questions about overall medication use.</w:t>
+        <w:t xml:space="preserve"> — answer questions about overall pain or symptoms and medication use.</w:t>
       </w:r>
     </w:p>
     <w:p>
@@ -1523,7 +823,7 @@
                 <w:sz w:val="19"/>
                 <w:szCs w:val="19"/>
               </w:rPr>
-              <w:t xml:space="preserve">Self-hosted (no Google Fonts)</w:t>
+              <w:t xml:space="preserve">Self-hosted</w:t>
             </w:r>
           </w:p>
         </w:tc>
@@ -1617,21 +917,11 @@
       </w:pPr>
       <w:r>
         <w:rPr>
-          <w:b/>
-          <w:bCs/>
-          <w:color w:val="222222"/>
-          <w:sz w:val="21"/>
-          <w:szCs w:val="21"/>
-        </w:rPr>
-        <w:t xml:space="preserve">All third-party libraries, stylesheets, and fonts are self-hosted from the application’s own origin.</w:t>
-      </w:r>
-      <w:r>
-        <w:rPr>
-          <w:color w:val="222222"/>
-          <w:sz w:val="21"/>
-          <w:szCs w:val="21"/>
-        </w:rPr>
-        <w:t xml:space="preserve"> The participant’s browser is not asked to contact any third-party CDN, font service, or analytics provider. This is itself a privacy measure: no outside party receives the participant’s IP address or any signal that they are using the tool.</w:t>
+          <w:color w:val="222222"/>
+          <w:sz w:val="21"/>
+          <w:szCs w:val="21"/>
+        </w:rPr>
+        <w:t xml:space="preserve">All third-party libraries, stylesheets, and fonts are self-hosted from the application’s own origin. The participant’s browser is not asked to contact any third-party CDN, font service, or analytics provider. This is itself a privacy measure, where no outside party apart from the host receives the participant’s IP address or any signal that they are using the tool.</w:t>
       </w:r>
     </w:p>
     <w:p>
@@ -1660,79 +950,7 @@
           <w:sz w:val="21"/>
           <w:szCs w:val="21"/>
         </w:rPr>
-        <w:t xml:space="preserve">The application is a </w:t>
-      </w:r>
-      <w:r>
-        <w:rPr>
-          <w:b/>
-          <w:bCs/>
-          <w:color w:val="222222"/>
-          <w:sz w:val="21"/>
-          <w:szCs w:val="21"/>
-        </w:rPr>
-        <w:t xml:space="preserve">fully static site hosted on Cloudflare Pages</w:t>
-      </w:r>
-      <w:r>
-        <w:rPr>
-          <w:color w:val="222222"/>
-          <w:sz w:val="21"/>
-          <w:szCs w:val="21"/>
-        </w:rPr>
-        <w:t xml:space="preserve">, published directly from the code repository. There is </w:t>
-      </w:r>
-      <w:r>
-        <w:rPr>
-          <w:b/>
-          <w:bCs/>
-          <w:color w:val="222222"/>
-          <w:sz w:val="21"/>
-          <w:szCs w:val="21"/>
-        </w:rPr>
-        <w:t xml:space="preserve">no server-side application logic</w:t>
-      </w:r>
-      <w:r>
-        <w:rPr>
-          <w:color w:val="222222"/>
-          <w:sz w:val="21"/>
-          <w:szCs w:val="21"/>
-        </w:rPr>
-        <w:t xml:space="preserve"> handling participant data. The only server-side component is a small </w:t>
-      </w:r>
-      <w:r>
-        <w:rPr>
-          <w:b/>
-          <w:bCs/>
-          <w:color w:val="222222"/>
-          <w:sz w:val="21"/>
-          <w:szCs w:val="21"/>
-        </w:rPr>
-        <w:t xml:space="preserve">Cloudflare Pages Function</w:t>
-      </w:r>
-      <w:r>
-        <w:rPr>
-          <w:color w:val="222222"/>
-          <w:sz w:val="21"/>
-          <w:szCs w:val="21"/>
-        </w:rPr>
-        <w:t xml:space="preserve"> that proxies the private 3D-model asset files (the body models, a texture, and preview thumbnails) from a private content delivery network, so those files are served from the application’s own domain. The real source URL is held in Cloudflare environment variables (never in the code or exposed to the browser), and this component </w:t>
-      </w:r>
-      <w:r>
-        <w:rPr>
-          <w:b/>
-          <w:bCs/>
-          <w:color w:val="222222"/>
-          <w:sz w:val="21"/>
-          <w:szCs w:val="21"/>
-        </w:rPr>
-        <w:t xml:space="preserve">handles no participant data</w:t>
-      </w:r>
-      <w:r>
-        <w:rPr>
-          <w:color w:val="222222"/>
-          <w:sz w:val="21"/>
-          <w:szCs w:val="21"/>
-        </w:rPr>
-        <w:t xml:space="preserve">.</w:t>
+        <w:t xml:space="preserve">The application is a fully static website — a fixed set of files with no application server running behind them — hosted on Cloudflare Pages, a standard web-hosting service. Because there is no server-side application logic, nothing on the host processes or stores participant data. The only server-side component is a small helper that fetches the 3D-model asset files (the body models, a texture, and preview thumbnails) from a private content-delivery network so they are served from the application’s own web address; it handles no participant data.</w:t>
       </w:r>
     </w:p>
     <w:p>
@@ -1745,61 +963,7 @@
           <w:sz w:val="21"/>
           <w:szCs w:val="21"/>
         </w:rPr>
-        <w:t xml:space="preserve">Because participant responses are never uploaded, </w:t>
-      </w:r>
-      <w:r>
-        <w:rPr>
-          <w:b/>
-          <w:bCs/>
-          <w:color w:val="222222"/>
-          <w:sz w:val="21"/>
-          <w:szCs w:val="21"/>
-        </w:rPr>
-        <w:t xml:space="preserve">the host stores no participant data</w:t>
-      </w:r>
-      <w:r>
-        <w:rPr>
-          <w:color w:val="222222"/>
-          <w:sz w:val="21"/>
-          <w:szCs w:val="21"/>
-        </w:rPr>
-        <w:t xml:space="preserve">. As with any hosted web page, the host does see the participant’s </w:t>
-      </w:r>
-      <w:r>
-        <w:rPr>
-          <w:b/>
-          <w:bCs/>
-          <w:color w:val="222222"/>
-          <w:sz w:val="21"/>
-          <w:szCs w:val="21"/>
-        </w:rPr>
-        <w:t xml:space="preserve">IP address</w:t>
-      </w:r>
-      <w:r>
-        <w:rPr>
-          <w:color w:val="222222"/>
-          <w:sz w:val="21"/>
-          <w:szCs w:val="21"/>
-        </w:rPr>
-        <w:t xml:space="preserve"> as an inherent part of serving the page; this is a </w:t>
-      </w:r>
-      <w:r>
-        <w:rPr>
-          <w:b/>
-          <w:bCs/>
-          <w:color w:val="222222"/>
-          <w:sz w:val="21"/>
-          <w:szCs w:val="21"/>
-        </w:rPr>
-        <w:t xml:space="preserve">data-residency consideration</w:t>
-      </w:r>
-      <w:r>
-        <w:rPr>
-          <w:color w:val="222222"/>
-          <w:sz w:val="21"/>
-          <w:szCs w:val="21"/>
-        </w:rPr>
-        <w:t xml:space="preserve"> addressed in the separate Data Residency Decision Review, not an item of in-app data collection.</w:t>
+        <w:t xml:space="preserve">Because participant responses are never uploaded, the host stores no participant data. As with any hosted web page, the host does see the participant’s IP address as an inherent part of serving the page.</w:t>
       </w:r>
     </w:p>
     <w:p>
@@ -1828,25 +992,7 @@
           <w:sz w:val="21"/>
           <w:szCs w:val="21"/>
         </w:rPr>
-        <w:t xml:space="preserve">The security posture is anchored in the architecture: because the application has </w:t>
-      </w:r>
-      <w:r>
-        <w:rPr>
-          <w:b/>
-          <w:bCs/>
-          <w:color w:val="222222"/>
-          <w:sz w:val="21"/>
-          <w:szCs w:val="21"/>
-        </w:rPr>
-        <w:t xml:space="preserve">no backend, no database, and transmits no participant data, there is no server-side store of responses that could be breached.</w:t>
-      </w:r>
-      <w:r>
-        <w:rPr>
-          <w:color w:val="222222"/>
-          <w:sz w:val="21"/>
-          <w:szCs w:val="21"/>
-        </w:rPr>
-        <w:t xml:space="preserve"> The server-side attack surface for participant data is effectively eliminated. The remaining hosting considerations are generic and low-risk:</w:t>
+        <w:t xml:space="preserve">The security posture is anchored in the architecture: because the application has no backend, no database, and transmits no participant data, there is no server-side store of responses that could be breached. The server-side attack surface for participant data is effectively eliminated. The remaining hosting considerations are generic:</w:t>
       </w:r>
     </w:p>
     <w:p>
@@ -1874,25 +1020,7 @@
           <w:sz w:val="21"/>
           <w:szCs w:val="21"/>
         </w:rPr>
-        <w:t xml:space="preserve"> Cloudflare Pages automatically </w:t>
-      </w:r>
-      <w:r>
-        <w:rPr>
-          <w:b/>
-          <w:bCs/>
-          <w:color w:val="222222"/>
-          <w:sz w:val="21"/>
-          <w:szCs w:val="21"/>
-        </w:rPr>
-        <w:t xml:space="preserve">redirects HTTP requests to secure HTTPS</w:t>
-      </w:r>
-      <w:r>
-        <w:rPr>
-          <w:color w:val="222222"/>
-          <w:sz w:val="21"/>
-          <w:szCs w:val="21"/>
-        </w:rPr>
-        <w:t xml:space="preserve">, and the application requires HTTPS to run.</w:t>
+        <w:t xml:space="preserve"> Cloudflare Pages automatically redirects HTTP requests to secure HTTPS, and the application requires HTTPS to run.</w:t>
       </w:r>
     </w:p>
     <w:p>
@@ -1920,68 +1048,23 @@
           <w:sz w:val="21"/>
           <w:szCs w:val="21"/>
         </w:rPr>
-        <w:t xml:space="preserve"> Anyone with the link can open the tool, but since nothing is stored on the server, unauthorized use only ever produces a file on that person’s own machine — no participant data is exposed. </w:t>
-      </w:r>
-      <w:r>
-        <w:rPr>
-          <w:i/>
-          <w:iCs/>
-          <w:color w:val="222222"/>
-          <w:sz w:val="21"/>
-          <w:szCs w:val="21"/>
-        </w:rPr>
-        <w:t xml:space="preserve">Who</w:t>
-      </w:r>
-      <w:r>
-        <w:rPr>
-          <w:color w:val="222222"/>
-          <w:sz w:val="21"/>
-          <w:szCs w:val="21"/>
-        </w:rPr>
-        <w:t xml:space="preserve"> participates is controlled by study enrolment, not by the application.</w:t>
-      </w:r>
-    </w:p>
-    <w:p>
-      <w:pPr>
-        <w:pStyle w:val="ListParagraph"/>
-        <w:numPr>
-          <w:ilvl w:val="0"/>
-          <w:numId w:val="3"/>
-        </w:numPr>
-        <w:spacing w:after="90" w:line="272"/>
-      </w:pPr>
-      <w:r>
-        <w:rPr>
-          <w:b/>
-          <w:bCs/>
-          <w:color w:val="222222"/>
-          <w:sz w:val="21"/>
-          <w:szCs w:val="21"/>
-        </w:rPr>
-        <w:t xml:space="preserve">Model-asset proxy.</w:t>
-      </w:r>
-      <w:r>
-        <w:rPr>
-          <w:color w:val="222222"/>
-          <w:sz w:val="21"/>
-          <w:szCs w:val="21"/>
-        </w:rPr>
-        <w:t xml:space="preserve"> The proxy keeps the private CDN location out of the code, but this is obscurity rather than access control. The concern is low because those assets are non-sensitive anatomical model geometry, not participant data.</w:t>
-      </w:r>
-    </w:p>
-    <w:p>
-      <w:pPr>
-        <w:spacing w:after="120" w:line="276"/>
-      </w:pPr>
-      <w:r>
-        <w:rPr>
-          <w:i/>
-          <w:iCs/>
-          <w:color w:val="222222"/>
-          <w:sz w:val="21"/>
-          <w:szCs w:val="21"/>
-        </w:rPr>
-        <w:t xml:space="preserve">For PI/dev to confirm: repository visibility (public vs. private).</w:t>
+        <w:t xml:space="preserve"> Anyone with the link can open the tool, but since nothing is stored on the server, unauthorized use only ever produces a file on that person’s own machine. Who participates and how to participate is controlled by the study, not by the application.</w:t>
+      </w:r>
+    </w:p>
+    <w:p>
+      <w:pPr>
+        <w:pStyle w:val="Heading1"/>
+        <w:spacing w:after="140" w:before="320"/>
+      </w:pPr>
+      <w:r>
+        <w:rPr>
+          <w:b/>
+          <w:bCs/>
+          <w:color w:val="1F3A5F"/>
+          <w:sz w:val="30"/>
+          <w:szCs w:val="30"/>
+        </w:rPr>
+        <w:t xml:space="preserve">4. What data the application collects</w:t>
       </w:r>
     </w:p>
     <w:p>
@@ -1997,106 +1080,7 @@
           <w:sz w:val="25"/>
           <w:szCs w:val="25"/>
         </w:rPr>
-        <w:t xml:space="preserve">Code transparency</w:t>
-      </w:r>
-    </w:p>
-    <w:p>
-      <w:pPr>
-        <w:spacing w:after="120" w:line="276"/>
-      </w:pPr>
-      <w:r>
-        <w:rPr>
-          <w:color w:val="222222"/>
-          <w:sz w:val="21"/>
-          <w:szCs w:val="21"/>
-        </w:rPr>
-        <w:t xml:space="preserve">The application is client-side code that is </w:t>
-      </w:r>
-      <w:r>
-        <w:rPr>
-          <w:b/>
-          <w:bCs/>
-          <w:color w:val="222222"/>
-          <w:sz w:val="21"/>
-          <w:szCs w:val="21"/>
-        </w:rPr>
-        <w:t xml:space="preserve">inherently delivered to, and visible in, every participant’s browser</w:t>
-      </w:r>
-      <w:r>
-        <w:rPr>
-          <w:color w:val="222222"/>
-          <w:sz w:val="21"/>
-          <w:szCs w:val="21"/>
-        </w:rPr>
-        <w:t xml:space="preserve"> (via “view source”). Hosting the source in a code repository therefore exposes nothing that a visitor does not already receive. A review of the repository confirms that </w:t>
-      </w:r>
-      <w:r>
-        <w:rPr>
-          <w:b/>
-          <w:bCs/>
-          <w:color w:val="222222"/>
-          <w:sz w:val="21"/>
-          <w:szCs w:val="21"/>
-        </w:rPr>
-        <w:t xml:space="preserve">no secrets, API keys, credentials, or participant data are committed</w:t>
-      </w:r>
-      <w:r>
-        <w:rPr>
-          <w:color w:val="222222"/>
-          <w:sz w:val="21"/>
-          <w:szCs w:val="21"/>
-        </w:rPr>
-        <w:t xml:space="preserve"> — the private CDN location lives only in Cloudflare environment variables, and participant responses exist only as the participant’s local download. Code visibility carries </w:t>
-      </w:r>
-      <w:r>
-        <w:rPr>
-          <w:b/>
-          <w:bCs/>
-          <w:color w:val="222222"/>
-          <w:sz w:val="21"/>
-          <w:szCs w:val="21"/>
-        </w:rPr>
-        <w:t xml:space="preserve">no participant-privacy impact</w:t>
-      </w:r>
-      <w:r>
-        <w:rPr>
-          <w:color w:val="222222"/>
-          <w:sz w:val="21"/>
-          <w:szCs w:val="21"/>
-        </w:rPr>
-        <w:t xml:space="preserve">, and open, inspectable code supports independent auditability of these privacy claims.</w:t>
-      </w:r>
-    </w:p>
-    <w:p>
-      <w:pPr>
-        <w:pStyle w:val="Heading1"/>
-        <w:spacing w:after="140" w:before="320"/>
-      </w:pPr>
-      <w:r>
-        <w:rPr>
-          <w:b/>
-          <w:bCs/>
-          <w:color w:val="1F3A5F"/>
-          <w:sz w:val="30"/>
-          <w:szCs w:val="30"/>
-        </w:rPr>
-        <w:t xml:space="preserve">4. What data the application collects</w:t>
-      </w:r>
-    </w:p>
-    <w:p>
-      <w:pPr>
-        <w:pStyle w:val="Heading2"/>
-        <w:spacing w:after="100" w:before="220"/>
-      </w:pPr>
-      <w:r>
-        <w:rPr>
-          <w:b/>
-          <w:bCs/>
-          <w:color w:val="2E6E8E"/>
-          <w:sz w:val="25"/>
-          <w:szCs w:val="25"/>
-        </w:rPr>
-        <w:t xml:space="preserve">What IS captured (in the downloaded file)</w:t>
+        <w:t xml:space="preserve">Data in the downloaded file</w:t>
       </w:r>
     </w:p>
     <w:tbl>
@@ -2192,8 +1176,6 @@
             </w:pPr>
             <w:r>
               <w:rPr>
-                <w:b/>
-                <w:bCs/>
                 <w:color w:val="222222"/>
                 <w:sz w:val="19"/>
                 <w:szCs w:val="19"/>
@@ -2223,25 +1205,7 @@
                 <w:sz w:val="19"/>
                 <w:szCs w:val="19"/>
               </w:rPr>
-              <w:t xml:space="preserve">A random, </w:t>
-            </w:r>
-            <w:r>
-              <w:rPr>
-                <w:b/>
-                <w:bCs/>
-                <w:color w:val="222222"/>
-                <w:sz w:val="19"/>
-                <w:szCs w:val="19"/>
-              </w:rPr>
-              <w:t xml:space="preserve">non-identifying</w:t>
-            </w:r>
-            <w:r>
-              <w:rPr>
-                <w:color w:val="222222"/>
-                <w:sz w:val="19"/>
-                <w:szCs w:val="19"/>
-              </w:rPr>
-              <w:t xml:space="preserve"> value generated per session — not derived from anything about the participant; used only to name the file and link its parts</w:t>
+              <w:t xml:space="preserve">A random, non-identifying value generated per session; used only to name the file and link its parts</w:t>
             </w:r>
           </w:p>
         </w:tc>
@@ -2264,8 +1228,6 @@
             </w:pPr>
             <w:r>
               <w:rPr>
-                <w:b/>
-                <w:bCs/>
                 <w:color w:val="222222"/>
                 <w:sz w:val="19"/>
                 <w:szCs w:val="19"/>
@@ -2318,8 +1280,6 @@
             </w:pPr>
             <w:r>
               <w:rPr>
-                <w:b/>
-                <w:bCs/>
                 <w:color w:val="222222"/>
                 <w:sz w:val="19"/>
                 <w:szCs w:val="19"/>
@@ -2372,8 +1332,6 @@
             </w:pPr>
             <w:r>
               <w:rPr>
-                <w:b/>
-                <w:bCs/>
                 <w:color w:val="222222"/>
                 <w:sz w:val="19"/>
                 <w:szCs w:val="19"/>
@@ -2426,8 +1384,6 @@
             </w:pPr>
             <w:r>
               <w:rPr>
-                <w:b/>
-                <w:bCs/>
                 <w:color w:val="222222"/>
                 <w:sz w:val="19"/>
                 <w:szCs w:val="19"/>
@@ -2480,8 +1436,6 @@
             </w:pPr>
             <w:r>
               <w:rPr>
-                <w:b/>
-                <w:bCs/>
                 <w:color w:val="222222"/>
                 <w:sz w:val="19"/>
                 <w:szCs w:val="19"/>
@@ -2511,79 +1465,7 @@
                 <w:sz w:val="19"/>
                 <w:szCs w:val="19"/>
               </w:rPr>
-              <w:t xml:space="preserve">Four-angle images </w:t>
-            </w:r>
-            <w:r>
-              <w:rPr>
-                <w:b/>
-                <w:bCs/>
-                <w:color w:val="222222"/>
-                <w:sz w:val="19"/>
-                <w:szCs w:val="19"/>
-              </w:rPr>
-              <w:t xml:space="preserve">of the 3D model</w:t>
-            </w:r>
-            <w:r>
-              <w:rPr>
-                <w:color w:val="222222"/>
-                <w:sz w:val="19"/>
-                <w:szCs w:val="19"/>
-              </w:rPr>
-              <w:t xml:space="preserve"> showing where the participant drew</w:t>
-            </w:r>
-          </w:p>
-        </w:tc>
-      </w:tr>
-      <w:tr>
-        <w:tc>
-          <w:tcPr>
-            <w:tcW w:type="dxa" w:w="3000"/>
-            <w:shd w:fill="EEF3F7" w:color="auto" w:val="clear"/>
-            <w:tcMar>
-              <w:top w:type="dxa" w:w="70"/>
-              <w:left w:type="dxa" w:w="110"/>
-              <w:bottom w:type="dxa" w:w="70"/>
-              <w:right w:type="dxa" w:w="110"/>
-            </w:tcMar>
-          </w:tcPr>
-          <w:p>
-            <w:pPr>
-              <w:spacing w:after="0" w:line="264"/>
-            </w:pPr>
-            <w:r>
-              <w:rPr>
-                <w:b/>
-                <w:bCs/>
-                <w:color w:val="222222"/>
-                <w:sz w:val="19"/>
-                <w:szCs w:val="19"/>
-              </w:rPr>
-              <w:t xml:space="preserve">Coarse device info</w:t>
-            </w:r>
-          </w:p>
-        </w:tc>
-        <w:tc>
-          <w:tcPr>
-            <w:tcW w:type="dxa" w:w="6360"/>
-            <w:shd w:fill="EEF3F7" w:color="auto" w:val="clear"/>
-            <w:tcMar>
-              <w:top w:type="dxa" w:w="70"/>
-              <w:left w:type="dxa" w:w="110"/>
-              <w:bottom w:type="dxa" w:w="70"/>
-              <w:right w:type="dxa" w:w="110"/>
-            </w:tcMar>
-          </w:tcPr>
-          <w:p>
-            <w:pPr>
-              <w:spacing w:after="0" w:line="264"/>
-            </w:pPr>
-            <w:r>
-              <w:rPr>
-                <w:color w:val="222222"/>
-                <w:sz w:val="19"/>
-                <w:szCs w:val="19"/>
-              </w:rPr>
-              <w:t xml:space="preserve">Device type / operating system / browser category only (e.g. Desktop / Windows / Chrome)</w:t>
+              <w:t xml:space="preserve">Four-angle images of the 3D model showing where the participant drew</w:t>
             </w:r>
           </w:p>
         </w:tc>
@@ -2621,21 +1503,11 @@
       </w:pPr>
       <w:r>
         <w:rPr>
-          <w:b/>
-          <w:bCs/>
-          <w:color w:val="222222"/>
-          <w:sz w:val="21"/>
-          <w:szCs w:val="21"/>
-        </w:rPr>
-        <w:t xml:space="preserve">No direct identifiers</w:t>
-      </w:r>
-      <w:r>
-        <w:rPr>
-          <w:color w:val="222222"/>
-          <w:sz w:val="21"/>
-          <w:szCs w:val="21"/>
-        </w:rPr>
-        <w:t xml:space="preserve"> — no name, email, date of birth, health-card number, or medical-record number anywhere in the application.</w:t>
+          <w:color w:val="222222"/>
+          <w:sz w:val="21"/>
+          <w:szCs w:val="21"/>
+        </w:rPr>
+        <w:t xml:space="preserve">No direct identifiers — no name, email, date of birth, health-card number, or medical-record number anywhere in the application.</w:t>
       </w:r>
     </w:p>
     <w:p>
@@ -2649,39 +1521,11 @@
       </w:pPr>
       <w:r>
         <w:rPr>
-          <w:b/>
-          <w:bCs/>
-          <w:color w:val="222222"/>
-          <w:sz w:val="21"/>
-          <w:szCs w:val="21"/>
-        </w:rPr>
-        <w:t xml:space="preserve">No photographs or images of the participant</w:t>
-      </w:r>
-      <w:r>
-        <w:rPr>
-          <w:color w:val="222222"/>
-          <w:sz w:val="21"/>
-          <w:szCs w:val="21"/>
-        </w:rPr>
-        <w:t xml:space="preserve"> — snapshots are of the </w:t>
-      </w:r>
-      <w:r>
-        <w:rPr>
-          <w:b/>
-          <w:bCs/>
-          <w:color w:val="222222"/>
-          <w:sz w:val="21"/>
-          <w:szCs w:val="21"/>
-        </w:rPr>
-        <w:t xml:space="preserve">3D model only</w:t>
-      </w:r>
-      <w:r>
-        <w:rPr>
-          <w:color w:val="222222"/>
-          <w:sz w:val="21"/>
-          <w:szCs w:val="21"/>
-        </w:rPr>
-        <w:t xml:space="preserve">.</w:t>
+          <w:color w:val="222222"/>
+          <w:sz w:val="21"/>
+          <w:szCs w:val="21"/>
+        </w:rPr>
+        <w:t xml:space="preserve">No photographs or images of the participant — snapshots are of the 3D model only.</w:t>
       </w:r>
     </w:p>
     <w:p>
@@ -2695,21 +1539,11 @@
       </w:pPr>
       <w:r>
         <w:rPr>
-          <w:b/>
-          <w:bCs/>
-          <w:color w:val="222222"/>
-          <w:sz w:val="21"/>
-          <w:szCs w:val="21"/>
-        </w:rPr>
-        <w:t xml:space="preserve">No analytics or tracking</w:t>
-      </w:r>
-      <w:r>
-        <w:rPr>
-          <w:color w:val="222222"/>
-          <w:sz w:val="21"/>
-          <w:szCs w:val="21"/>
-        </w:rPr>
-        <w:t xml:space="preserve"> — no Google Analytics or similar.</w:t>
+          <w:color w:val="222222"/>
+          <w:sz w:val="21"/>
+          <w:szCs w:val="21"/>
+        </w:rPr>
+        <w:t xml:space="preserve">No device or browser information — nothing about the participant’s device, operating system, or browser is recorded.</w:t>
       </w:r>
     </w:p>
     <w:p>
@@ -2723,21 +1557,11 @@
       </w:pPr>
       <w:r>
         <w:rPr>
-          <w:b/>
-          <w:bCs/>
-          <w:color w:val="222222"/>
-          <w:sz w:val="21"/>
-          <w:szCs w:val="21"/>
-        </w:rPr>
-        <w:t xml:space="preserve">No geolocation</w:t>
-      </w:r>
-      <w:r>
-        <w:rPr>
-          <w:color w:val="222222"/>
-          <w:sz w:val="21"/>
-          <w:szCs w:val="21"/>
-        </w:rPr>
-        <w:t xml:space="preserve"> or other sensitive device sensors.</w:t>
+          <w:color w:val="222222"/>
+          <w:sz w:val="21"/>
+          <w:szCs w:val="21"/>
+        </w:rPr>
+        <w:t xml:space="preserve">No analytics or tracking — no Google Analytics or similar.</w:t>
       </w:r>
     </w:p>
     <w:p>
@@ -2751,21 +1575,11 @@
       </w:pPr>
       <w:r>
         <w:rPr>
-          <w:b/>
-          <w:bCs/>
-          <w:color w:val="222222"/>
-          <w:sz w:val="21"/>
-          <w:szCs w:val="21"/>
-        </w:rPr>
-        <w:t xml:space="preserve">No raw browser user-agent string</w:t>
-      </w:r>
-      <w:r>
-        <w:rPr>
-          <w:color w:val="222222"/>
-          <w:sz w:val="21"/>
-          <w:szCs w:val="21"/>
-        </w:rPr>
-        <w:t xml:space="preserve"> — deliberately dropped in favour of the coarse device categories above (data minimization).</w:t>
+          <w:color w:val="222222"/>
+          <w:sz w:val="21"/>
+          <w:szCs w:val="21"/>
+        </w:rPr>
+        <w:t xml:space="preserve">No geolocation or other sensitive device sensors.</w:t>
       </w:r>
     </w:p>
     <w:p>
@@ -2794,61 +1608,7 @@
           <w:sz w:val="21"/>
           <w:szCs w:val="21"/>
         </w:rPr>
-        <w:t xml:space="preserve">The questionnaire content is </w:t>
-      </w:r>
-      <w:r>
-        <w:rPr>
-          <w:b/>
-          <w:bCs/>
-          <w:color w:val="222222"/>
-          <w:sz w:val="21"/>
-          <w:szCs w:val="21"/>
-        </w:rPr>
-        <w:t xml:space="preserve">personal health information</w:t>
-      </w:r>
-      <w:r>
-        <w:rPr>
-          <w:color w:val="222222"/>
-          <w:sz w:val="21"/>
-          <w:szCs w:val="21"/>
-        </w:rPr>
-        <w:t xml:space="preserve"> — pain location, severity, frequency, duration, an intensity rating (0–10), functional interference, and </w:t>
-      </w:r>
-      <w:r>
-        <w:rPr>
-          <w:b/>
-          <w:bCs/>
-          <w:color w:val="222222"/>
-          <w:sz w:val="21"/>
-          <w:szCs w:val="21"/>
-        </w:rPr>
-        <w:t xml:space="preserve">medication use</w:t>
-      </w:r>
-      <w:r>
-        <w:rPr>
-          <w:color w:val="222222"/>
-          <w:sz w:val="21"/>
-          <w:szCs w:val="21"/>
-        </w:rPr>
-        <w:t xml:space="preserve"> (including categories such as narcotic pain medication and cannabis), plus a question about whether onset coincided with a stressful time. Although the dataset is </w:t>
-      </w:r>
-      <w:r>
-        <w:rPr>
-          <w:b/>
-          <w:bCs/>
-          <w:color w:val="222222"/>
-          <w:sz w:val="21"/>
-          <w:szCs w:val="21"/>
-        </w:rPr>
-        <w:t xml:space="preserve">de-identified by design</w:t>
-      </w:r>
-      <w:r>
-        <w:rPr>
-          <w:color w:val="222222"/>
-          <w:sz w:val="21"/>
-          <w:szCs w:val="21"/>
-        </w:rPr>
-        <w:t xml:space="preserve"> (no direct identifiers, random session id), it is sensitive, and the tool is built accordingly.</w:t>
+        <w:t xml:space="preserve">The collected data includes personal health information such as pain location, severity, frequency, duration, an intensity rating (0–10), functional interference, and medication use (including categories such as narcotic pain medication and cannabis), plus a question about whether onset coincided with a stressful time. Although the dataset is de-identified by design (no direct identifiers, random session id), it is sensitive, and the tool is built accordingly.</w:t>
       </w:r>
     </w:p>
     <w:p>
@@ -2861,35 +1621,7 @@
           <w:sz w:val="21"/>
           <w:szCs w:val="21"/>
         </w:rPr>
-        <w:t xml:space="preserve">The questionnaires also include a small number of </w:t>
-      </w:r>
-      <w:r>
-        <w:rPr>
-          <w:b/>
-          <w:bCs/>
-          <w:color w:val="222222"/>
-          <w:sz w:val="21"/>
-          <w:szCs w:val="21"/>
-        </w:rPr>
-        <w:t xml:space="preserve">free-text fields</w:t>
-      </w:r>
-      <w:r>
-        <w:rPr>
-          <w:color w:val="222222"/>
-          <w:sz w:val="21"/>
-          <w:szCs w:val="21"/>
-        </w:rPr>
-        <w:t xml:space="preserve"> (e.g. “What does your pain or symptom feel like?”, optional comments). Free text is the usual way a de-identified dataset can inadvertently pick up identifying information. </w:t>
-      </w:r>
-      <w:r>
-        <w:rPr>
-          <w:i/>
-          <w:iCs/>
-          <w:color w:val="222222"/>
-          <w:sz w:val="21"/>
-          <w:szCs w:val="21"/>
-        </w:rPr>
-        <w:t xml:space="preserve">For PI review: the handling of free-text answers (e.g. review/scrub for identifiers before analysis) is a study-level process for the PI to describe in the analysis plan.</w:t>
+        <w:t xml:space="preserve">The questionnaires also include a small number of free-text fields (e.g. “What does your pain or symptom feel like?”, optional comments). Free text is the usual way a de-identified dataset can inadvertently pick up identifying information. Due to this, there may be a need at a study level for a process to review and scrub for identifiers before the analysis.</w:t>
       </w:r>
     </w:p>
     <w:p>
@@ -2946,7 +1678,7 @@
           <w:sz w:val="21"/>
           <w:szCs w:val="21"/>
         </w:rPr>
-        <w:t xml:space="preserve"> No direct identifiers are collected. The session identifier is random and non-identifying. The raw browser user-agent is intentionally not stored; only coarse device categories are kept.</w:t>
+        <w:t xml:space="preserve"> No direct identifiers are collected, and no device, operating-system, or browser information is recorded. The session identifier is random and non-identifying, and the raw browser user-agent is never read.</w:t>
       </w:r>
     </w:p>
     <w:p>
@@ -3002,53 +1734,7 @@
           <w:sz w:val="21"/>
           <w:szCs w:val="21"/>
         </w:rPr>
-        <w:t xml:space="preserve"> The application is fully client-side with </w:t>
-      </w:r>
-      <w:r>
-        <w:rPr>
-          <w:b/>
-          <w:bCs/>
-          <w:color w:val="222222"/>
-          <w:sz w:val="21"/>
-          <w:szCs w:val="21"/>
-        </w:rPr>
-        <w:t xml:space="preserve">no backend and no transmission of participant data</w:t>
-      </w:r>
-      <w:r>
-        <w:rPr>
-          <w:color w:val="222222"/>
-          <w:sz w:val="21"/>
-          <w:szCs w:val="21"/>
-        </w:rPr>
-        <w:t xml:space="preserve"> (a former server/database backend was removed in favour of this design). Responses are downloaded and stored on a </w:t>
-      </w:r>
-      <w:r>
-        <w:rPr>
-          <w:b/>
-          <w:bCs/>
-          <w:color w:val="222222"/>
-          <w:sz w:val="21"/>
-          <w:szCs w:val="21"/>
-        </w:rPr>
-        <w:t xml:space="preserve">provided encrypted device</w:t>
-      </w:r>
-      <w:r>
-        <w:rPr>
-          <w:color w:val="222222"/>
-          <w:sz w:val="21"/>
-          <w:szCs w:val="21"/>
-        </w:rPr>
-        <w:t xml:space="preserve">, and a safeguard warns the participant if they try to leave before confirming they have saved their file. </w:t>
-      </w:r>
-      <w:r>
-        <w:rPr>
-          <w:i/>
-          <w:iCs/>
-          <w:color w:val="222222"/>
-          <w:sz w:val="21"/>
-          <w:szCs w:val="21"/>
-        </w:rPr>
-        <w:t xml:space="preserve">(Minor note: there is no autosave or partial retention — an incomplete session leaves no data anywhere, which reinforces minimization but implies the assessment is completed in one sitting.)</w:t>
+        <w:t xml:space="preserve"> The application is fully client-side with no backend and no transmission of participant data. Responses are downloaded and stored on a provided encrypted device, and a safeguard warns the participant if they try to leave before confirming they have saved their file. An incomplete session leaves data nowhere.</w:t>
       </w:r>
     </w:p>
     <w:p>
@@ -3076,35 +1762,7 @@
           <w:sz w:val="21"/>
           <w:szCs w:val="21"/>
         </w:rPr>
-        <w:t xml:space="preserve"> Because there is no server copy, the participant physically holds the </w:t>
-      </w:r>
-      <w:r>
-        <w:rPr>
-          <w:b/>
-          <w:bCs/>
-          <w:color w:val="222222"/>
-          <w:sz w:val="21"/>
-          <w:szCs w:val="21"/>
-        </w:rPr>
-        <w:t xml:space="preserve">only</w:t>
-      </w:r>
-      <w:r>
-        <w:rPr>
-          <w:color w:val="222222"/>
-          <w:sz w:val="21"/>
-          <w:szCs w:val="21"/>
-        </w:rPr>
-        <w:t xml:space="preserve"> copy of their responses (the single downloaded file). This supports data control and makes withdrawal straightforward. </w:t>
-      </w:r>
-      <w:r>
-        <w:rPr>
-          <w:i/>
-          <w:iCs/>
-          <w:color w:val="222222"/>
-          <w:sz w:val="21"/>
-          <w:szCs w:val="21"/>
-        </w:rPr>
-        <w:t xml:space="preserve">For PI review: the withdrawal procedure itself is a study-level process for the PI to define.</w:t>
+        <w:t xml:space="preserve"> Because there is no server copy, the participant physically holds the only copy of their responses (the downloaded file). This supports data control and makes withdrawal straightforward.</w:t>
       </w:r>
     </w:p>
     <w:p>
@@ -3132,7 +1790,7 @@
           <w:sz w:val="21"/>
           <w:szCs w:val="21"/>
         </w:rPr>
-        <w:t xml:space="preserve"> All libraries, fonts, and styles are self-hosted from the application’s own origin; the tutorial video is served from the same origin (no external video embed). There is no analytics/tracking and no geolocation. In normal use the participant’s browser contacts only the application’s own domain.</w:t>
+        <w:t xml:space="preserve"> All libraries, fonts, and styles are self-hosted from the application’s own origin; the tutorial video is served from the same origin as well. There are no analytics/tracking and no geolocation. The participant’s browser contacts only the application’s own domain.</w:t>
       </w:r>
     </w:p>
     <w:p>
@@ -3152,33 +1810,15 @@
           <w:sz w:val="21"/>
           <w:szCs w:val="21"/>
         </w:rPr>
-        <w:t xml:space="preserve">Accessibility and equitable access.</w:t>
-      </w:r>
-      <w:r>
-        <w:rPr>
-          <w:color w:val="222222"/>
-          <w:sz w:val="21"/>
-          <w:szCs w:val="21"/>
-        </w:rPr>
-        <w:t xml:space="preserve"> The interface respects the operating-system “reduced motion” preference, uses ARIA labels/roles and keyboard support on its controls, and offers a </w:t>
-      </w:r>
-      <w:r>
-        <w:rPr>
-          <w:b/>
-          <w:bCs/>
-          <w:color w:val="222222"/>
-          <w:sz w:val="21"/>
-          <w:szCs w:val="21"/>
-        </w:rPr>
-        <w:t xml:space="preserve">name-based, non-drawing path</w:t>
-      </w:r>
-      <w:r>
-        <w:rPr>
-          <w:color w:val="222222"/>
-          <w:sz w:val="21"/>
-          <w:szCs w:val="21"/>
-        </w:rPr>
-        <w:t xml:space="preserve"> to indicate body regions for participants who cannot perform fine pointer drawing.</w:t>
+        <w:t xml:space="preserve">Usability and participant experience.</w:t>
+      </w:r>
+      <w:r>
+        <w:rPr>
+          <w:color w:val="222222"/>
+          <w:sz w:val="21"/>
+          <w:szCs w:val="21"/>
+        </w:rPr>
+        <w:t xml:space="preserve"> The tool was designed to be approachable for participants: a simple, uncluttered interface, plain and neutral wording throughout, and a guided workflow with short built-in tutorials, so participants can complete the assessment without technical assistance.</w:t>
       </w:r>
     </w:p>
     <w:p>
@@ -3198,43 +1838,15 @@
           <w:sz w:val="21"/>
           <w:szCs w:val="21"/>
         </w:rPr>
-        <w:t xml:space="preserve">Consent boundary (application assumption).</w:t>
-      </w:r>
-      <w:r>
-        <w:rPr>
-          <w:color w:val="222222"/>
-          <w:sz w:val="21"/>
-          <w:szCs w:val="21"/>
-        </w:rPr>
-        <w:t xml:space="preserve"> The application does not include an in-app consent step; it assumes </w:t>
-      </w:r>
-      <w:r>
-        <w:rPr>
-          <w:b/>
-          <w:bCs/>
-          <w:color w:val="222222"/>
-          <w:sz w:val="21"/>
-          <w:szCs w:val="21"/>
-        </w:rPr>
-        <w:t xml:space="preserve">informed consent is obtained outside the tool during study enrolment</w:t>
-      </w:r>
-      <w:r>
-        <w:rPr>
-          <w:color w:val="222222"/>
-          <w:sz w:val="21"/>
-          <w:szCs w:val="21"/>
-        </w:rPr>
-        <w:t xml:space="preserve">, before the participant uses it. </w:t>
-      </w:r>
-      <w:r>
-        <w:rPr>
-          <w:i/>
-          <w:iCs/>
-          <w:color w:val="222222"/>
-          <w:sz w:val="21"/>
-          <w:szCs w:val="21"/>
-        </w:rPr>
-        <w:t xml:space="preserve">For PI review: the consent process and its wording are the PI’s to design and describe in the REB application.</w:t>
+        <w:t xml:space="preserve">Note:</w:t>
+      </w:r>
+      <w:r>
+        <w:rPr>
+          <w:color w:val="222222"/>
+          <w:sz w:val="21"/>
+          <w:szCs w:val="21"/>
+        </w:rPr>
+        <w:t xml:space="preserve"> The application assumes that informed consent is obtained during study enrolment, prior to data collection.</w:t>
       </w:r>
     </w:p>
     <w:p>
@@ -3263,25 +1875,7 @@
           <w:sz w:val="21"/>
           <w:szCs w:val="21"/>
         </w:rPr>
-        <w:t xml:space="preserve">The following is a </w:t>
-      </w:r>
-      <w:r>
-        <w:rPr>
-          <w:b/>
-          <w:bCs/>
-          <w:color w:val="222222"/>
-          <w:sz w:val="21"/>
-          <w:szCs w:val="21"/>
-        </w:rPr>
-        <w:t xml:space="preserve">high-level anticipated workflow</w:t>
-      </w:r>
-      <w:r>
-        <w:rPr>
-          <w:color w:val="222222"/>
-          <w:sz w:val="21"/>
-          <w:szCs w:val="21"/>
-        </w:rPr>
-        <w:t xml:space="preserve"> for the PI to review and adjust; study logistics are the PI’s to finalize.</w:t>
+        <w:t xml:space="preserve">The following is an anticipated workflow for the PI to review and adjust; study logistics are the PI’s to finalize.</w:t>
       </w:r>
     </w:p>
     <w:p>
@@ -3299,35 +1893,7 @@
           <w:sz w:val="21"/>
           <w:szCs w:val="21"/>
         </w:rPr>
-        <w:t xml:space="preserve">Participant is </w:t>
-      </w:r>
-      <w:r>
-        <w:rPr>
-          <w:b/>
-          <w:bCs/>
-          <w:color w:val="222222"/>
-          <w:sz w:val="21"/>
-          <w:szCs w:val="21"/>
-        </w:rPr>
-        <w:t xml:space="preserve">enrolled and consented</w:t>
-      </w:r>
-      <w:r>
-        <w:rPr>
-          <w:color w:val="222222"/>
-          <w:sz w:val="21"/>
-          <w:szCs w:val="21"/>
-        </w:rPr>
-        <w:t xml:space="preserve"> through the study’s enrolment procedure. </w:t>
-      </w:r>
-      <w:r>
-        <w:rPr>
-          <w:i/>
-          <w:iCs/>
-          <w:color w:val="222222"/>
-          <w:sz w:val="21"/>
-          <w:szCs w:val="21"/>
-        </w:rPr>
-        <w:t xml:space="preserve">(For PI review: consent process and documentation.)</w:t>
+        <w:t xml:space="preserve">Participant is enrolled and consented through the study’s enrolment procedure.</w:t>
       </w:r>
     </w:p>
     <w:p>
@@ -3345,35 +1911,7 @@
           <w:sz w:val="21"/>
           <w:szCs w:val="21"/>
         </w:rPr>
-        <w:t xml:space="preserve">Participant is given access to the tool on a </w:t>
-      </w:r>
-      <w:r>
-        <w:rPr>
-          <w:b/>
-          <w:bCs/>
-          <w:color w:val="222222"/>
-          <w:sz w:val="21"/>
-          <w:szCs w:val="21"/>
-        </w:rPr>
-        <w:t xml:space="preserve">provided device</w:t>
-      </w:r>
-      <w:r>
-        <w:rPr>
-          <w:color w:val="222222"/>
-          <w:sz w:val="21"/>
-          <w:szCs w:val="21"/>
-        </w:rPr>
-        <w:t xml:space="preserve">. </w:t>
-      </w:r>
-      <w:r>
-        <w:rPr>
-          <w:i/>
-          <w:iCs/>
-          <w:color w:val="222222"/>
-          <w:sz w:val="21"/>
-          <w:szCs w:val="21"/>
-        </w:rPr>
-        <w:t xml:space="preserve">(For PI review: who provides the device and how it is prepared.)</w:t>
+        <w:t xml:space="preserve">Participant is given access to the tool (on a desktop browser) and an encrypted storage device.</w:t>
       </w:r>
     </w:p>
     <w:p>
@@ -3391,25 +1929,7 @@
           <w:sz w:val="21"/>
           <w:szCs w:val="21"/>
         </w:rPr>
-        <w:t xml:space="preserve">Participant </w:t>
-      </w:r>
-      <w:r>
-        <w:rPr>
-          <w:b/>
-          <w:bCs/>
-          <w:color w:val="222222"/>
-          <w:sz w:val="21"/>
-          <w:szCs w:val="21"/>
-        </w:rPr>
-        <w:t xml:space="preserve">completes the drawing and questionnaires</w:t>
-      </w:r>
-      <w:r>
-        <w:rPr>
-          <w:color w:val="222222"/>
-          <w:sz w:val="21"/>
-          <w:szCs w:val="21"/>
-        </w:rPr>
-        <w:t xml:space="preserve">.</w:t>
+        <w:t xml:space="preserve">Participant completes the drawing and questionnaires.</w:t>
       </w:r>
     </w:p>
     <w:p>
@@ -3427,25 +1947,7 @@
           <w:sz w:val="21"/>
           <w:szCs w:val="21"/>
         </w:rPr>
-        <w:t xml:space="preserve">Participant </w:t>
-      </w:r>
-      <w:r>
-        <w:rPr>
-          <w:b/>
-          <w:bCs/>
-          <w:color w:val="222222"/>
-          <w:sz w:val="21"/>
-          <w:szCs w:val="21"/>
-        </w:rPr>
-        <w:t xml:space="preserve">downloads the response bundle</w:t>
-      </w:r>
-      <w:r>
-        <w:rPr>
-          <w:color w:val="222222"/>
-          <w:sz w:val="21"/>
-          <w:szCs w:val="21"/>
-        </w:rPr>
-        <w:t xml:space="preserve"> at the end of the session.</w:t>
+        <w:t xml:space="preserve">Participant downloads the response bundle at the end of the session. When downloading, the application prompts the participant to choose where to save, so the file can be written directly to the provided encrypted device. (On browsers that do not support choosing a save location, the file is written to the Downloads folder and must then be moved to the encrypted device and the local copy deleted.)</w:t>
       </w:r>
     </w:p>
     <w:p>
@@ -3463,53 +1965,7 @@
           <w:sz w:val="21"/>
           <w:szCs w:val="21"/>
         </w:rPr>
-        <w:t xml:space="preserve">Participant </w:t>
-      </w:r>
-      <w:r>
-        <w:rPr>
-          <w:b/>
-          <w:bCs/>
-          <w:color w:val="222222"/>
-          <w:sz w:val="21"/>
-          <w:szCs w:val="21"/>
-        </w:rPr>
-        <w:t xml:space="preserve">saves the file to the provided encrypted device</w:t>
-      </w:r>
-      <w:r>
-        <w:rPr>
-          <w:color w:val="222222"/>
-          <w:sz w:val="21"/>
-          <w:szCs w:val="21"/>
-        </w:rPr>
-        <w:t xml:space="preserve">, then </w:t>
-      </w:r>
-      <w:r>
-        <w:rPr>
-          <w:b/>
-          <w:bCs/>
-          <w:color w:val="222222"/>
-          <w:sz w:val="21"/>
-          <w:szCs w:val="21"/>
-        </w:rPr>
-        <w:t xml:space="preserve">moves it off the local machine’s Downloads folder and deletes the local copy</w:t>
-      </w:r>
-      <w:r>
-        <w:rPr>
-          <w:color w:val="222222"/>
-          <w:sz w:val="21"/>
-          <w:szCs w:val="21"/>
-        </w:rPr>
-        <w:t xml:space="preserve">. </w:t>
-      </w:r>
-      <w:r>
-        <w:rPr>
-          <w:i/>
-          <w:iCs/>
-          <w:color w:val="222222"/>
-          <w:sz w:val="21"/>
-          <w:szCs w:val="21"/>
-        </w:rPr>
-        <w:t xml:space="preserve">(See note below.)</w:t>
+        <w:t xml:space="preserve">Participant confirms the file is saved before finishing.</w:t>
       </w:r>
     </w:p>
     <w:p>
@@ -3527,442 +1983,9 @@
           <w:sz w:val="21"/>
           <w:szCs w:val="21"/>
         </w:rPr>
-        <w:t xml:space="preserve">Participant </w:t>
-      </w:r>
-      <w:r>
-        <w:rPr>
-          <w:b/>
-          <w:bCs/>
-          <w:color w:val="222222"/>
-          <w:sz w:val="21"/>
-          <w:szCs w:val="21"/>
-        </w:rPr>
-        <w:t xml:space="preserve">confirms the file is saved</w:t>
-      </w:r>
-      <w:r>
-        <w:rPr>
-          <w:color w:val="222222"/>
-          <w:sz w:val="21"/>
-          <w:szCs w:val="21"/>
-        </w:rPr>
-        <w:t xml:space="preserve"> before finishing.</w:t>
-      </w:r>
-    </w:p>
-    <w:p>
-      <w:pPr>
-        <w:pStyle w:val="ListParagraph"/>
-        <w:numPr>
-          <w:ilvl w:val="0"/>
-          <w:numId w:val="4"/>
-        </w:numPr>
-        <w:spacing w:after="90" w:line="272"/>
-      </w:pPr>
-      <w:r>
-        <w:rPr>
-          <w:color w:val="222222"/>
-          <w:sz w:val="21"/>
-          <w:szCs w:val="21"/>
-        </w:rPr>
-        <w:t xml:space="preserve">Device and data are </w:t>
-      </w:r>
-      <w:r>
-        <w:rPr>
-          <w:b/>
-          <w:bCs/>
-          <w:color w:val="222222"/>
-          <w:sz w:val="21"/>
-          <w:szCs w:val="21"/>
-        </w:rPr>
-        <w:t xml:space="preserve">handled per the study’s data-management plan</w:t>
-      </w:r>
-      <w:r>
-        <w:rPr>
-          <w:color w:val="222222"/>
-          <w:sz w:val="21"/>
-          <w:szCs w:val="21"/>
-        </w:rPr>
-        <w:t xml:space="preserve">. </w:t>
-      </w:r>
-      <w:r>
-        <w:rPr>
-          <w:i/>
-          <w:iCs/>
-          <w:color w:val="222222"/>
-          <w:sz w:val="21"/>
-          <w:szCs w:val="21"/>
-        </w:rPr>
-        <w:t xml:space="preserve">(For PI review: custody, retention period, deletion of local copies, and any later transfer to EmPOWER/SPINA.)</w:t>
-      </w:r>
-    </w:p>
-    <w:p>
-      <w:pPr>
-        <w:spacing w:after="40"/>
-      </w:pPr>
-    </w:p>
-    <w:tbl>
-      <w:tblPr>
-        <w:tblW w:type="dxa" w:w="9360"/>
-        <w:tblBorders>
-          <w:top w:val="single" w:color="9BB4C4" w:sz="4"/>
-          <w:left w:val="single" w:color="2E6E8E" w:sz="12"/>
-          <w:bottom w:val="single" w:color="9BB4C4" w:sz="4"/>
-          <w:right w:val="single" w:color="9BB4C4" w:sz="4"/>
-          <w:insideH w:val="none"/>
-          <w:insideV w:val="none"/>
-        </w:tblBorders>
-      </w:tblPr>
-      <w:tblGrid>
-        <w:gridCol w:w="9360"/>
-      </w:tblGrid>
-      <w:tr>
-        <w:tc>
-          <w:tcPr>
-            <w:tcW w:type="dxa" w:w="9360"/>
-            <w:shd w:fill="FBF3D9" w:color="auto" w:val="clear"/>
-            <w:tcMar>
-              <w:top w:type="dxa" w:w="120"/>
-              <w:left w:type="dxa" w:w="160"/>
-              <w:bottom w:type="dxa" w:w="120"/>
-              <w:right w:type="dxa" w:w="160"/>
-            </w:tcMar>
-          </w:tcPr>
-          <w:p>
-            <w:pPr>
-              <w:spacing w:after="0" w:line="268"/>
-            </w:pPr>
-            <w:r>
-              <w:rPr>
-                <w:color w:val="333333"/>
-                <w:sz w:val="20"/>
-                <w:szCs w:val="20"/>
-              </w:rPr>
-              <w:t xml:space="preserve">Residual local-copy note (important for the SOP): the response bundle is written unencrypted to the browser’s default Downloads location before it is moved to the encrypted device. The SOP should require moving it to the encrypted device and deleting the local copy, particularly on any shared or reused device.</w:t>
-            </w:r>
-          </w:p>
-        </w:tc>
-      </w:tr>
-    </w:tbl>
-    <w:p>
-      <w:pPr>
-        <w:spacing w:after="80"/>
-      </w:pPr>
-    </w:p>
-    <w:p>
-      <w:pPr>
-        <w:spacing w:after="120" w:line="276"/>
-      </w:pPr>
-      <w:r>
-        <w:rPr>
-          <w:color w:val="222222"/>
-          <w:sz w:val="21"/>
-          <w:szCs w:val="21"/>
-        </w:rPr>
-        <w:t xml:space="preserve">For device-encryption and data-residency specifics, see the separate </w:t>
-      </w:r>
-      <w:r>
-        <w:rPr>
-          <w:b/>
-          <w:bCs/>
-          <w:color w:val="222222"/>
-          <w:sz w:val="21"/>
-          <w:szCs w:val="21"/>
-        </w:rPr>
-        <w:t xml:space="preserve">Data Residency Decision Review</w:t>
-      </w:r>
-      <w:r>
-        <w:rPr>
-          <w:color w:val="222222"/>
-          <w:sz w:val="21"/>
-          <w:szCs w:val="21"/>
-        </w:rPr>
-        <w:t xml:space="preserve"> (companion document).</w:t>
-      </w:r>
-    </w:p>
-    <w:p>
-      <w:pPr>
-        <w:pStyle w:val="Heading1"/>
-        <w:spacing w:after="140" w:before="320"/>
-      </w:pPr>
-      <w:r>
-        <w:rPr>
-          <w:b/>
-          <w:bCs/>
-          <w:color w:val="1F3A5F"/>
-          <w:sz w:val="30"/>
-          <w:szCs w:val="30"/>
-        </w:rPr>
-        <w:t xml:space="preserve">7. Alignment with the TCPS 2 core principles</w:t>
-      </w:r>
-    </w:p>
-    <w:p>
-      <w:pPr>
-        <w:spacing w:after="120" w:line="276"/>
-      </w:pPr>
-      <w:r>
-        <w:rPr>
-          <w:color w:val="222222"/>
-          <w:sz w:val="21"/>
-          <w:szCs w:val="21"/>
-        </w:rPr>
-        <w:t xml:space="preserve">The table maps the application’s built-in measures to the three core principles of the Tri-Council Policy Statement (TCPS 2). Full coverage of each principle is completed at the study level by the PI; the entries below are the contributions the </w:t>
-      </w:r>
-      <w:r>
-        <w:rPr>
-          <w:b/>
-          <w:bCs/>
-          <w:color w:val="222222"/>
-          <w:sz w:val="21"/>
-          <w:szCs w:val="21"/>
-        </w:rPr>
-        <w:t xml:space="preserve">tool itself</w:t>
-      </w:r>
-      <w:r>
-        <w:rPr>
-          <w:color w:val="222222"/>
-          <w:sz w:val="21"/>
-          <w:szCs w:val="21"/>
-        </w:rPr>
-        <w:t xml:space="preserve"> makes.</w:t>
-      </w:r>
-    </w:p>
-    <w:tbl>
-      <w:tblPr>
-        <w:tblW w:type="dxa" w:w="9360"/>
-        <w:tblBorders>
-          <w:top w:val="single" w:color="9BB4C4" w:sz="2"/>
-          <w:left w:val="single" w:color="9BB4C4" w:sz="2"/>
-          <w:bottom w:val="single" w:color="9BB4C4" w:sz="2"/>
-          <w:right w:val="single" w:color="9BB4C4" w:sz="2"/>
-          <w:insideH w:val="single" w:color="9BB4C4" w:sz="2"/>
-          <w:insideV w:val="single" w:color="9BB4C4" w:sz="2"/>
-        </w:tblBorders>
-      </w:tblPr>
-      <w:tblGrid>
-        <w:gridCol w:w="2600"/>
-        <w:gridCol w:w="6760"/>
-      </w:tblGrid>
-      <w:tr>
-        <w:trPr>
-          <w:tblHeader/>
-        </w:trPr>
-        <w:tc>
-          <w:tcPr>
-            <w:tcW w:type="dxa" w:w="2600"/>
-            <w:shd w:fill="1F3A5F" w:color="auto" w:val="clear"/>
-            <w:tcMar>
-              <w:top w:type="dxa" w:w="80"/>
-              <w:left w:type="dxa" w:w="110"/>
-              <w:bottom w:type="dxa" w:w="80"/>
-              <w:right w:type="dxa" w:w="110"/>
-            </w:tcMar>
-          </w:tcPr>
-          <w:p>
-            <w:pPr>
-              <w:spacing w:after="0"/>
-            </w:pPr>
-            <w:r>
-              <w:rPr>
-                <w:b/>
-                <w:bCs/>
-                <w:color w:val="FFFFFF"/>
-                <w:sz w:val="19"/>
-                <w:szCs w:val="19"/>
-              </w:rPr>
-              <w:t xml:space="preserve">Principle</w:t>
-            </w:r>
-          </w:p>
-        </w:tc>
-        <w:tc>
-          <w:tcPr>
-            <w:tcW w:type="dxa" w:w="6760"/>
-            <w:shd w:fill="1F3A5F" w:color="auto" w:val="clear"/>
-            <w:tcMar>
-              <w:top w:type="dxa" w:w="80"/>
-              <w:left w:type="dxa" w:w="110"/>
-              <w:bottom w:type="dxa" w:w="80"/>
-              <w:right w:type="dxa" w:w="110"/>
-            </w:tcMar>
-          </w:tcPr>
-          <w:p>
-            <w:pPr>
-              <w:spacing w:after="0"/>
-            </w:pPr>
-            <w:r>
-              <w:rPr>
-                <w:b/>
-                <w:bCs/>
-                <w:color w:val="FFFFFF"/>
-                <w:sz w:val="19"/>
-                <w:szCs w:val="19"/>
-              </w:rPr>
-              <w:t xml:space="preserve">How the application supports it</w:t>
-            </w:r>
-          </w:p>
-        </w:tc>
-      </w:tr>
-      <w:tr>
-        <w:tc>
-          <w:tcPr>
-            <w:tcW w:type="dxa" w:w="2600"/>
-            <w:shd w:fill="EEF3F7" w:color="auto" w:val="clear"/>
-            <w:tcMar>
-              <w:top w:type="dxa" w:w="70"/>
-              <w:left w:type="dxa" w:w="110"/>
-              <w:bottom w:type="dxa" w:w="70"/>
-              <w:right w:type="dxa" w:w="110"/>
-            </w:tcMar>
-          </w:tcPr>
-          <w:p>
-            <w:pPr>
-              <w:spacing w:after="0" w:line="264"/>
-            </w:pPr>
-            <w:r>
-              <w:rPr>
-                <w:b/>
-                <w:bCs/>
-                <w:color w:val="222222"/>
-                <w:sz w:val="19"/>
-                <w:szCs w:val="19"/>
-              </w:rPr>
-              <w:t xml:space="preserve">Respect for Persons</w:t>
-            </w:r>
-          </w:p>
-        </w:tc>
-        <w:tc>
-          <w:tcPr>
-            <w:tcW w:type="dxa" w:w="6760"/>
-            <w:shd w:fill="EEF3F7" w:color="auto" w:val="clear"/>
-            <w:tcMar>
-              <w:top w:type="dxa" w:w="70"/>
-              <w:left w:type="dxa" w:w="110"/>
-              <w:bottom w:type="dxa" w:w="70"/>
-              <w:right w:type="dxa" w:w="110"/>
-            </w:tcMar>
-          </w:tcPr>
-          <w:p>
-            <w:pPr>
-              <w:spacing w:after="0" w:line="264"/>
-            </w:pPr>
-            <w:r>
-              <w:rPr>
-                <w:color w:val="222222"/>
-                <w:sz w:val="19"/>
-                <w:szCs w:val="19"/>
-              </w:rPr>
-              <w:t xml:space="preserve">Assumes consent is obtained at enrolment (no covert use); “Prefer not to answer” offered on the sensitive onset question; no hidden tracking; participant holds the only copy of their data, supporting withdrawal</w:t>
-            </w:r>
-          </w:p>
-        </w:tc>
-      </w:tr>
-      <w:tr>
-        <w:tc>
-          <w:tcPr>
-            <w:tcW w:type="dxa" w:w="2600"/>
-            <w:shd w:fill="FFFFFF" w:color="auto" w:val="clear"/>
-            <w:tcMar>
-              <w:top w:type="dxa" w:w="70"/>
-              <w:left w:type="dxa" w:w="110"/>
-              <w:bottom w:type="dxa" w:w="70"/>
-              <w:right w:type="dxa" w:w="110"/>
-            </w:tcMar>
-          </w:tcPr>
-          <w:p>
-            <w:pPr>
-              <w:spacing w:after="0" w:line="264"/>
-            </w:pPr>
-            <w:r>
-              <w:rPr>
-                <w:b/>
-                <w:bCs/>
-                <w:color w:val="222222"/>
-                <w:sz w:val="19"/>
-                <w:szCs w:val="19"/>
-              </w:rPr>
-              <w:t xml:space="preserve">Concern for Welfare</w:t>
-            </w:r>
-          </w:p>
-        </w:tc>
-        <w:tc>
-          <w:tcPr>
-            <w:tcW w:type="dxa" w:w="6760"/>
-            <w:shd w:fill="FFFFFF" w:color="auto" w:val="clear"/>
-            <w:tcMar>
-              <w:top w:type="dxa" w:w="70"/>
-              <w:left w:type="dxa" w:w="110"/>
-              <w:bottom w:type="dxa" w:w="70"/>
-              <w:right w:type="dxa" w:w="110"/>
-            </w:tcMar>
-          </w:tcPr>
-          <w:p>
-            <w:pPr>
-              <w:spacing w:after="0" w:line="264"/>
-            </w:pPr>
-            <w:r>
-              <w:rPr>
-                <w:color w:val="222222"/>
-                <w:sz w:val="19"/>
-                <w:szCs w:val="19"/>
-              </w:rPr>
-              <w:t xml:space="preserve">Data minimization (no direct identifiers, coarse device info only); no participant imagery; no server-side data store to breach; responses stored on a provided encrypted device; no third-party data leakage</w:t>
-            </w:r>
-          </w:p>
-        </w:tc>
-      </w:tr>
-      <w:tr>
-        <w:tc>
-          <w:tcPr>
-            <w:tcW w:type="dxa" w:w="2600"/>
-            <w:shd w:fill="EEF3F7" w:color="auto" w:val="clear"/>
-            <w:tcMar>
-              <w:top w:type="dxa" w:w="70"/>
-              <w:left w:type="dxa" w:w="110"/>
-              <w:bottom w:type="dxa" w:w="70"/>
-              <w:right w:type="dxa" w:w="110"/>
-            </w:tcMar>
-          </w:tcPr>
-          <w:p>
-            <w:pPr>
-              <w:spacing w:after="0" w:line="264"/>
-            </w:pPr>
-            <w:r>
-              <w:rPr>
-                <w:b/>
-                <w:bCs/>
-                <w:color w:val="222222"/>
-                <w:sz w:val="19"/>
-                <w:szCs w:val="19"/>
-              </w:rPr>
-              <w:t xml:space="preserve">Justice</w:t>
-            </w:r>
-          </w:p>
-        </w:tc>
-        <w:tc>
-          <w:tcPr>
-            <w:tcW w:type="dxa" w:w="6760"/>
-            <w:shd w:fill="EEF3F7" w:color="auto" w:val="clear"/>
-            <w:tcMar>
-              <w:top w:type="dxa" w:w="70"/>
-              <w:left w:type="dxa" w:w="110"/>
-              <w:bottom w:type="dxa" w:w="70"/>
-              <w:right w:type="dxa" w:w="110"/>
-            </w:tcMar>
-          </w:tcPr>
-          <w:p>
-            <w:pPr>
-              <w:spacing w:after="0" w:line="264"/>
-            </w:pPr>
-            <w:r>
-              <w:rPr>
-                <w:color w:val="222222"/>
-                <w:sz w:val="19"/>
-                <w:szCs w:val="19"/>
-              </w:rPr>
-              <w:t xml:space="preserve">Accessible, equitable design — reduced-motion support, keyboard and ARIA support, and a non-drawing name-based path so the task does not exclude participants who cannot draw</w:t>
-            </w:r>
-          </w:p>
-        </w:tc>
-      </w:tr>
-    </w:tbl>
+        <w:t xml:space="preserve">Device and data are handled per the study’s data-management plan (i.e. custody, retention period, deletion of any local copies).</w:t>
+      </w:r>
+    </w:p>
     <w:p>
       <w:pPr>
         <w:pStyle w:val="Heading1"/>
@@ -4302,79 +2325,6 @@
           <w:szCs w:val="21"/>
         </w:rPr>
         <w:t xml:space="preserve">docs/DATA_DICTIONARY.md</w:t>
-      </w:r>
-      <w:r>
-        <w:rPr>
-          <w:color w:val="222222"/>
-          <w:sz w:val="21"/>
-          <w:szCs w:val="21"/>
-        </w:rPr>
-        <w:t xml:space="preserve">.</w:t>
-      </w:r>
-    </w:p>
-    <w:p>
-      <w:pPr>
-        <w:pBdr>
-          <w:bottom w:val="single" w:color="9BB4C4" w:sz="6" w:space="1"/>
-        </w:pBdr>
-        <w:spacing w:after="160" w:before="60"/>
-      </w:pPr>
-    </w:p>
-    <w:p>
-      <w:pPr>
-        <w:pStyle w:val="Heading1"/>
-        <w:spacing w:after="140" w:before="320"/>
-      </w:pPr>
-      <w:r>
-        <w:rPr>
-          <w:b/>
-          <w:bCs/>
-          <w:color w:val="1F3A5F"/>
-          <w:sz w:val="30"/>
-          <w:szCs w:val="30"/>
-        </w:rPr>
-        <w:t xml:space="preserve">Closing note</w:t>
-      </w:r>
-    </w:p>
-    <w:p>
-      <w:pPr>
-        <w:spacing w:after="120" w:line="276"/>
-      </w:pPr>
-      <w:r>
-        <w:rPr>
-          <w:color w:val="222222"/>
-          <w:sz w:val="21"/>
-          <w:szCs w:val="21"/>
-        </w:rPr>
-        <w:t xml:space="preserve">This document is </w:t>
-      </w:r>
-      <w:r>
-        <w:rPr>
-          <w:b/>
-          <w:bCs/>
-          <w:color w:val="222222"/>
-          <w:sz w:val="21"/>
-          <w:szCs w:val="21"/>
-        </w:rPr>
-        <w:t xml:space="preserve">supporting input for the PI’s REB application</w:t>
-      </w:r>
-      <w:r>
-        <w:rPr>
-          <w:color w:val="222222"/>
-          <w:sz w:val="21"/>
-          <w:szCs w:val="21"/>
-        </w:rPr>
-        <w:t xml:space="preserve"> — an application-level summary of what the tool does and the ethical and privacy measures built into it. Study-level content and final decisions remain with the PI, and interpretation of ethics and privacy requirements should be confirmed with the </w:t>
-      </w:r>
-      <w:r>
-        <w:rPr>
-          <w:b/>
-          <w:bCs/>
-          <w:color w:val="222222"/>
-          <w:sz w:val="21"/>
-          <w:szCs w:val="21"/>
-        </w:rPr>
-        <w:t xml:space="preserve">Western University REB and Privacy Office</w:t>
       </w:r>
       <w:r>
         <w:rPr>
@@ -4452,7 +2402,7 @@
         <w:sz w:val="15"/>
         <w:szCs w:val="15"/>
       </w:rPr>
-      <w:t xml:space="preserve">3D BodyMap — Application Ethics Summary  ·  </w:t>
+      <w:t xml:space="preserve">3D Pain &amp; Symptom Application — Study Design Overview  ·  </w:t>
     </w:r>
     <w:r>
       <w:rPr>

--- a/REB_Application_Aid_3DBodyMap.docx
+++ b/REB_Application_Aid_3DBodyMap.docx
@@ -1763,6 +1763,34 @@
           <w:szCs w:val="21"/>
         </w:rPr>
         <w:t xml:space="preserve"> Because there is no server copy, the participant physically holds the only copy of their responses (the downloaded file). This supports data control and makes withdrawal straightforward.</w:t>
+      </w:r>
+    </w:p>
+    <w:p>
+      <w:pPr>
+        <w:pStyle w:val="ListParagraph"/>
+        <w:numPr>
+          <w:ilvl w:val="0"/>
+          <w:numId w:val="3"/>
+        </w:numPr>
+        <w:spacing w:after="90" w:line="272"/>
+      </w:pPr>
+      <w:r>
+        <w:rPr>
+          <w:b/>
+          <w:bCs/>
+          <w:color w:val="222222"/>
+          <w:sz w:val="21"/>
+          <w:szCs w:val="21"/>
+        </w:rPr>
+        <w:t xml:space="preserve">Automatic session clearing (shared-device protection).</w:t>
+      </w:r>
+      <w:r>
+        <w:rPr>
+          <w:color w:val="222222"/>
+          <w:sz w:val="21"/>
+          <w:szCs w:val="21"/>
+        </w:rPr>
+        <w:t xml:space="preserve"> To prevent one participant’s data from lingering on a shared device, the application clears the session from memory — the drawings, questionnaire answers, and the prepared response file — and returns to a fresh start page in two cases: when the participant finishes (after they have saved their file), and after a period of inactivity. An inactivity watchdog (by default, 10 minutes idle, then a 60-second “Are you still there?” warning that the participant can dismiss with “Continue session”) resets an abandoned session so the next person on the same device does not see the previous participant’s responses. The reset is never silent — the participant is shown a brief “Assessment complete” or “Session reset” notice. The idle thresholds are configurable for the study.</w:t>
       </w:r>
     </w:p>
     <w:p>

--- a/REB_Application_Aid_3DBodyMap.docx
+++ b/REB_Application_Aid_3DBodyMap.docx
@@ -1762,7 +1762,7 @@
           <w:sz w:val="21"/>
           <w:szCs w:val="21"/>
         </w:rPr>
-        <w:t xml:space="preserve"> Because there is no server copy, the participant physically holds the only copy of their responses (the downloaded file). This supports data control and makes withdrawal straightforward.</w:t>
+        <w:t xml:space="preserve"> Because there is no server copy, the participant physically holds the only copy of their responses (the downloaded file). This supports data control and makes withdrawal straightforward. As there is no central copy, a study-level plan will be needed to handle any later withdrawal or data-deletion request.</w:t>
       </w:r>
     </w:p>
     <w:p>

--- a/REB_Application_Aid_3DBodyMap.docx
+++ b/REB_Application_Aid_3DBodyMap.docx
@@ -950,7 +950,7 @@
           <w:sz w:val="21"/>
           <w:szCs w:val="21"/>
         </w:rPr>
-        <w:t xml:space="preserve">The application is a fully static website — a fixed set of files with no application server running behind them — hosted on Cloudflare Pages, a standard web-hosting service. Because there is no server-side application logic, nothing on the host processes or stores participant data. The only server-side component is a small helper that fetches the 3D-model asset files (the body models, a texture, and preview thumbnails) from a private content-delivery network so they are served from the application’s own web address; it handles no participant data.</w:t>
+        <w:t xml:space="preserve">The application is a fully static website — a fixed set of files with no application server running behind them — hosted on Cloudflare Pages, a standard web-hosting service. Because there is no server-side application logic, nothing on the host processes or stores participant data. The only server-side component is a small helper that fetches the 3D-model asset files (the body models, a texture, and preview thumbnails) from Cloudflare R2 object storage so they are served from the application’s own web address; it handles no participant data.</w:t>
       </w:r>
     </w:p>
     <w:p>
